--- a/templates/Domestic Violence Affidavit.docx
+++ b/templates/Domestic Violence Affidavit.docx
@@ -1873,7 +1873,7 @@
         <w:rPr>
           <w:lang w:val="en-GB"/>
         </w:rPr>
-        <w:t>The Application for a Protection Order is being made without notice to the Respondent because the delay that would be caused by proceeding on notice would or might entail a risk of harm and undue hardship to me as follows:</w:t>
+        <w:t>The Application for a Protection Order is being made without notice to the Respondent because the delay that would be caused by proceeding on notice would or might entail a risk of harm and undue hardship to me and the children of my family as follows:</w:t>
       </w:r>
     </w:p>
     <w:p>
@@ -1891,13 +1891,13 @@
         <w:rPr>
           <w:lang w:val="en-GB"/>
         </w:rPr>
-        <w:t>I am very fearful for my safety</w:t>
-      </w:r>
-      <w:r>
-        <w:rPr>
-          <w:lang w:val="en-GB"/>
-        </w:rPr>
-        <w:t xml:space="preserve">. </w:t>
+        <w:t>I am very fearful for my safety and also the children’s safety.</w:t>
+      </w:r>
+      <w:r>
+        <w:rPr>
+          <w:lang w:val="en-GB"/>
+        </w:rPr>
+        <w:t xml:space="preserve"/>
       </w:r>
     </w:p>
     <w:p>

--- a/templates/Domestic Violence Affidavit.docx
+++ b/templates/Domestic Violence Affidavit.docx
@@ -554,7 +554,7 @@
           <w:b/>
           <w:lang w:val="en-GB"/>
         </w:rPr>
-        <w:t xml:space="preserve">AFFIDAVIT OF {{APPLICANT_NAME}} IN SUPPORT WITHOUT NOTICE APPLICATION FOR PROTECTION ORDER</w:t>
+        <w:t xml:space="preserve">AFFIDAVIT OF {{APPLICANT_NAME}} IN SUPPORT OF {{affidavit_application_title}}</w:t>
       </w:r>
       <w:r>
         <w:rPr>
@@ -1079,33 +1079,33 @@
           <w:bCs/>
           <w:lang w:val="en-GB"/>
         </w:rPr>
-        <w:t xml:space="preserve">I, </w:t>
+        <w:t xml:space="preserve">I, {{APPLICANT_NAME}} of {{applicant_home_address}} affirm,</w:t>
       </w:r>
       <w:r>
         <w:rPr>
           <w:b/>
           <w:bCs/>
         </w:rPr>
-        <w:t>{{APPLICANT_NAME}}</w:t>
+        <w:t/>
       </w:r>
       <w:r>
         <w:rPr>
           <w:b/>
           <w:bCs/>
         </w:rPr>
-        <w:t xml:space="preserve"> </w:t>
-      </w:r>
-      <w:r>
-        <w:rPr>
-          <w:lang w:val="en-GB"/>
-        </w:rPr>
-        <w:t xml:space="preserve">of </w:t>
-      </w:r>
-      <w:r>
-        <w:t xml:space="preserve">Confidential address </w:t>
-      </w:r>
-      <w:r>
-        <w:t>affirm</w:t>
+        <w:t xml:space="preserve"/>
+      </w:r>
+      <w:r>
+        <w:rPr>
+          <w:lang w:val="en-GB"/>
+        </w:rPr>
+        <w:t xml:space="preserve"/>
+      </w:r>
+      <w:r>
+        <w:t xml:space="preserve"/>
+      </w:r>
+      <w:r>
+        <w:t/>
       </w:r>
       <w:r>
         <w:rPr>
@@ -1113,7 +1113,7 @@
           <w:bCs/>
           <w:lang w:val="en-GB"/>
         </w:rPr>
-        <w:t xml:space="preserve">,  </w:t>
+        <w:t xml:space="preserve"/>
       </w:r>
     </w:p>
     <w:p>
@@ -1381,7 +1381,7 @@
           <w:b/>
           <w:lang w:val="en-GB"/>
         </w:rPr>
-        <w:t xml:space="preserve">FACTS IN SUPPORT OF APPLICATION FOR PROTECTION ORDER </w:t>
+        <w:t xml:space="preserve">{{protection_facts_heading}}</w:t>
       </w:r>
     </w:p>
     <w:p>
@@ -1577,58 +1577,6 @@
           <w:lang w:val="en-NZ"/>
         </w:rPr>
         <w:t>}}</w:t>
-      </w:r>
-    </w:p>
-    <w:p>
-      <w:pPr>
-        <w:pStyle w:val="PSContractLevel3"/>
-        <w:numPr>
-          <w:ilvl w:val="0"/>
-          <w:numId w:val="0"/>
-        </w:numPr>
-        <w:rPr>
-          <w:b/>
-          <w:bCs/>
-          <w:lang w:val="en-US"/>
-        </w:rPr>
-      </w:pPr>
-      <w:r>
-        <w:rPr>
-          <w:b/>
-          <w:bCs/>
-          <w:lang w:val="en-US"/>
-        </w:rPr>
-        <w:t>{{parenting_heading}}</w:t>
-      </w:r>
-    </w:p>
-    <w:p>
-      <w:pPr>
-        <w:pStyle w:val="PSContractLevel3"/>
-        <w:rPr>
-          <w:b/>
-          <w:bCs/>
-          <w:lang w:val="en-US"/>
-        </w:rPr>
-      </w:pPr>
-      <w:r>
-        <w:rPr>
-          <w:lang w:val="en-NZ"/>
-        </w:rPr>
-        <w:t>{{parenting_blurb}}</w:t>
-      </w:r>
-      <w:proofErr w:type="spellStart"/>
-      <w:r>
-        <w:rPr>
-          <w:lang w:val="en-NZ"/>
-        </w:rPr>
-        <w:t/>
-      </w:r>
-      <w:proofErr w:type="spellEnd"/>
-      <w:r>
-        <w:rPr>
-          <w:lang w:val="en-NZ"/>
-        </w:rPr>
-        <w:t/>
       </w:r>
     </w:p>
     <w:p>
@@ -1833,7 +1781,7 @@
           <w:caps/>
           <w:lang w:val="en-GB"/>
         </w:rPr>
-        <w:t xml:space="preserve">Facts in </w:t>
+        <w:t xml:space="preserve">{{without_notice_heading}}</w:t>
       </w:r>
       <w:r>
         <w:rPr>
@@ -1844,7 +1792,7 @@
           <w:spacing w:val="-3"/>
           <w:lang w:val="en-GB"/>
         </w:rPr>
-        <w:t>Support</w:t>
+        <w:t/>
       </w:r>
       <w:r>
         <w:rPr>
@@ -1852,7 +1800,7 @@
           <w:caps/>
           <w:lang w:val="en-GB"/>
         </w:rPr>
-        <w:t xml:space="preserve"> of Application for Protection Order Without Notice</w:t>
+        <w:t xml:space="preserve"/>
       </w:r>
     </w:p>
     <w:p>
@@ -1873,7 +1821,7 @@
         <w:rPr>
           <w:lang w:val="en-GB"/>
         </w:rPr>
-        <w:t>The Application for a Protection Order is being made without notice to the Respondent because the delay that would be caused by proceeding on notice would or might entail a risk of harm and undue hardship to me and the children of my family as follows:</w:t>
+        <w:t>{{without_notice_intro}}</w:t>
       </w:r>
     </w:p>
     <w:p>
@@ -1891,7 +1839,7 @@
         <w:rPr>
           <w:lang w:val="en-GB"/>
         </w:rPr>
-        <w:t>I am very fearful for my safety and also the children’s safety.</w:t>
+        <w:t>{{without_notice_safety}}</w:t>
       </w:r>
       <w:r>
         <w:rPr>
@@ -1905,17 +1853,51 @@
         <w:pStyle w:val="PSContractLevel3"/>
         <w:numPr>
           <w:ilvl w:val="0"/>
-          <w:numId w:val="6"/>
+          <w:numId w:val="0"/>
         </w:numPr>
         <w:rPr>
-          <w:lang w:val="en-GB"/>
-        </w:rPr>
-      </w:pPr>
-      <w:r>
-        <w:rPr>
-          <w:lang w:val="en-GB"/>
-        </w:rPr>
-        <w:t xml:space="preserve">I believe that if the Respondent knew that I was applying for this Order, I may suffer further physical abuse and/or psychological abuse. </w:t>
+          <w:b/>
+          <w:bCs/>
+          <w:lang w:val="en-US"/>
+        </w:rPr>
+      </w:pPr>
+      <w:r>
+        <w:rPr>
+          <w:b/>
+          <w:bCs/>
+          <w:lang w:val="en-US"/>
+        </w:rPr>
+        <w:t>{{parenting_heading}}</w:t>
+      </w:r>
+    </w:p>
+    <w:p>
+      <w:pPr>
+        <w:pStyle w:val="PSContractLevel3"/>
+        <w:rPr>
+          <w:b/>
+          <w:bCs/>
+          <w:lang w:val="en-US"/>
+        </w:rPr>
+      </w:pPr>
+      <w:r>
+        <w:rPr>
+          <w:lang w:val="en-NZ"/>
+        </w:rPr>
+        <w:t>{{parenting_blurb}}</w:t>
+      </w:r>
+      <w:proofErr w:type="spellStart"/>
+      <w:r>
+        <w:rPr>
+          <w:lang w:val="en-NZ"/>
+        </w:rPr>
+        <w:t/>
+      </w:r>
+      <w:proofErr w:type="spellEnd"/>
+      <w:r>
+        <w:rPr>
+          <w:lang w:val="en-NZ"/>
+        </w:rPr>
+        <w:t/>
       </w:r>
     </w:p>
     <w:p>

--- a/templates/Domestic Violence Affidavit.docx
+++ b/templates/Domestic Violence Affidavit.docx
@@ -134,19 +134,7 @@
         <w:rPr>
           <w:b/>
         </w:rPr>
-        <w:fldChar w:fldCharType="begin"/>
-      </w:r>
-      <w:r>
-        <w:rPr>
-          <w:b/>
-        </w:rPr>
-        <w:instrText>1 Court</w:instrText>
-      </w:r>
-      <w:r>
-        <w:rPr>
-          <w:b/>
-        </w:rPr>
-        <w:fldChar w:fldCharType="end"/>
+        <w:t>COURT</w:t>
       </w:r>
     </w:p>
     <w:p>
@@ -1147,6 +1135,7 @@
           <w:bCs/>
           <w:lang w:val="en-NZ"/>
         </w:rPr>
+        <w:spacing w:before="120" w:after="120"/>
       </w:pPr>
       <w:r>
         <w:rPr>
@@ -2267,7 +2256,7 @@
           <w:b/>
           <w:szCs w:val="23"/>
         </w:rPr>
-        <w:t>{{</w:t>
+        <w:t>Applicant </w:t>
       </w:r>
       <w:proofErr w:type="spellStart"/>
       <w:r>
@@ -2276,7 +2265,7 @@
           <w:b/>
           <w:szCs w:val="23"/>
         </w:rPr>
-        <w:t>Applicant_Name</w:t>
+        <w:t/>
       </w:r>
       <w:proofErr w:type="spellEnd"/>
       <w:r>
@@ -2285,13 +2274,13 @@
           <w:b/>
           <w:szCs w:val="23"/>
         </w:rPr>
-        <w:t>}}</w:t>
-      </w:r>
-      <w:r>
-        <w:rPr>
-          <w:b/>
-        </w:rPr>
-        <w:t xml:space="preserve"> </w:t>
+        <w:t/>
+      </w:r>
+      <w:r>
+        <w:rPr>
+          <w:b/>
+        </w:rPr>
+        <w:t xml:space="preserve"/>
       </w:r>
     </w:p>
     <w:p>

--- a/templates/Domestic Violence Affidavit.docx
+++ b/templates/Domestic Violence Affidavit.docx
@@ -1867,6 +1867,7 @@
           <w:bCs/>
           <w:lang w:val="en-US"/>
         </w:rPr>
+        <w:jc w:val="left"/>
       </w:pPr>
       <w:r>
         <w:rPr>

--- a/templates/Domestic Violence Affidavit.docx
+++ b/templates/Domestic Violence Affidavit.docx
@@ -973,7 +973,7 @@
         <w:fldChar w:fldCharType="end"/>
       </w:r>
       <w:r>
-        <w:t xml:space="preserve"> is filed by Natalie Quirke, Barrister and Solicitor for the Applicant</w:t>
+        <w:t xml:space="preserve"> is filed by NEW GEN AUTOMATION, Barrister and Solicitor for the Applicant</w:t>
       </w:r>
       <w:r>
         <w:fldChar w:fldCharType="begin"/>
@@ -1009,7 +1009,7 @@
       </w:r>
       <w:r>
         <w:tab/>
-        <w:t>Posted to counsel at PO Box 25-977, St Heliers 1070</w:t>
+        <w:t>Posted to counsel at Auckland 1010, Auckland 1010</w:t>
       </w:r>
     </w:p>
     <w:p>

--- a/templates/Domestic Violence Affidavit.docx
+++ b/templates/Domestic Violence Affidavit.docx
@@ -1,8 +1,8 @@
 
 <file path=word/document.xml><?xml version="1.0" encoding="utf-8"?>
-<w:document xmlns:wpc="http://schemas.microsoft.com/office/word/2010/wordprocessingCanvas" xmlns:cx="http://schemas.microsoft.com/office/drawing/2014/chartex" xmlns:cx1="http://schemas.microsoft.com/office/drawing/2015/9/8/chartex" xmlns:cx2="http://schemas.microsoft.com/office/drawing/2015/10/21/chartex" xmlns:cx3="http://schemas.microsoft.com/office/drawing/2016/5/9/chartex" xmlns:cx4="http://schemas.microsoft.com/office/drawing/2016/5/10/chartex" xmlns:cx5="http://schemas.microsoft.com/office/drawing/2016/5/11/chartex" xmlns:cx6="http://schemas.microsoft.com/office/drawing/2016/5/12/chartex" xmlns:cx7="http://schemas.microsoft.com/office/drawing/2016/5/13/chartex" xmlns:cx8="http://schemas.microsoft.com/office/drawing/2016/5/14/chartex" xmlns:mc="http://schemas.openxmlformats.org/markup-compatibility/2006" xmlns:aink="http://schemas.microsoft.com/office/drawing/2016/ink" xmlns:am3d="http://schemas.microsoft.com/office/drawing/2017/model3d" xmlns:o="urn:schemas-microsoft-com:office:office" xmlns:oel="http://schemas.microsoft.com/office/2019/extlst" xmlns:r="http://schemas.openxmlformats.org/officeDocument/2006/relationships" xmlns:m="http://schemas.openxmlformats.org/officeDocument/2006/math" xmlns:v="urn:schemas-microsoft-com:vml" xmlns:wp14="http://schemas.microsoft.com/office/word/2010/wordprocessingDrawing" xmlns:wp="http://schemas.openxmlformats.org/drawingml/2006/wordprocessingDrawing" xmlns:w10="urn:schemas-microsoft-com:office:word" xmlns:w="http://schemas.openxmlformats.org/wordprocessingml/2006/main" xmlns:w14="http://schemas.microsoft.com/office/word/2010/wordml" xmlns:w15="http://schemas.microsoft.com/office/word/2012/wordml" xmlns:w16cex="http://schemas.microsoft.com/office/word/2018/wordml/cex" xmlns:w16cid="http://schemas.microsoft.com/office/word/2016/wordml/cid" xmlns:w16="http://schemas.microsoft.com/office/word/2018/wordml" xmlns:w16du="http://schemas.microsoft.com/office/word/2023/wordml/word16du" xmlns:w16sdtdh="http://schemas.microsoft.com/office/word/2020/wordml/sdtdatahash" xmlns:w16sdtfl="http://schemas.microsoft.com/office/word/2024/wordml/sdtformatlock" xmlns:w16se="http://schemas.microsoft.com/office/word/2015/wordml/symex" xmlns:wpg="http://schemas.microsoft.com/office/word/2010/wordprocessingGroup" xmlns:wpi="http://schemas.microsoft.com/office/word/2010/wordprocessingInk" xmlns:wne="http://schemas.microsoft.com/office/word/2006/wordml" xmlns:wps="http://schemas.microsoft.com/office/word/2010/wordprocessingShape" mc:Ignorable="w14 w15 w16se w16cid w16 w16cex w16sdtdh w16sdtfl w16du wp14">
+<w:document xmlns:ns1="http://schemas.openxmlformats.org/markup-compatibility/2006" xmlns:ns2="http://schemas.microsoft.com/office/word/2010/wordml" xmlns:ns3="http://schemas.openxmlformats.org/officeDocument/2006/relationships" xmlns:w="http://schemas.openxmlformats.org/wordprocessingml/2006/main" ns1:Ignorable="w14 w15 w16se w16cid w16 w16cex w16sdtdh w16sdtfl w16du wp14">
   <w:body>
-    <w:p>
+    <w:p ns2:paraId="2968A18A" ns2:textId="77777777">
       <w:pPr>
         <w:ind w:right="-136"/>
         <w:rPr>
@@ -18,7 +18,7 @@
         <w:t xml:space="preserve">I TE KŌTI-A-WHĀNAU  </w:t>
       </w:r>
     </w:p>
-    <w:p>
+    <w:p ns2:paraId="2E09E9C6" ns2:textId="336AEC1E">
       <w:pPr>
         <w:ind w:right="-136"/>
         <w:rPr>
@@ -39,9 +39,8 @@
           <w:color w:val="202124"/>
           <w:shd w:val="clear" w:color="auto" w:fill="FFFFFF"/>
         </w:rPr>
-        <w:t>{{</w:t>
-      </w:r>
-      <w:proofErr w:type="spellStart"/>
+        <w:t>{{court_location_maori}}</w:t>
+      </w:r>
       <w:r>
         <w:rPr>
           <w:rFonts w:cs="Arial"/>
@@ -49,9 +48,8 @@
           <w:color w:val="202124"/>
           <w:shd w:val="clear" w:color="auto" w:fill="FFFFFF"/>
         </w:rPr>
-        <w:t>Maori_court_name</w:t>
-      </w:r>
-      <w:proofErr w:type="spellEnd"/>
+        <w:t/>
+      </w:r>
       <w:r>
         <w:rPr>
           <w:rFonts w:cs="Arial"/>
@@ -59,7 +57,7 @@
           <w:color w:val="202124"/>
           <w:shd w:val="clear" w:color="auto" w:fill="FFFFFF"/>
         </w:rPr>
-        <w:t>}}</w:t>
+        <w:t/>
       </w:r>
       <w:r>
         <w:rPr>
@@ -68,7 +66,7 @@
         <w:t xml:space="preserve"> </w:t>
       </w:r>
     </w:p>
-    <w:p>
+    <w:p ns2:paraId="4D5A2513" ns2:textId="77777777">
       <w:pPr>
         <w:ind w:right="-136"/>
         <w:rPr>
@@ -76,7 +74,7 @@
         </w:rPr>
       </w:pPr>
     </w:p>
-    <w:p>
+    <w:p ns2:paraId="164D2312" ns2:textId="77777777">
       <w:pPr>
         <w:ind w:right="-136"/>
         <w:rPr>
@@ -103,7 +101,7 @@
         <w:t>COURT</w:t>
       </w:r>
     </w:p>
-    <w:p>
+    <w:p ns2:paraId="284722DC" ns2:textId="1BA925C4">
       <w:pPr>
         <w:ind w:right="-136"/>
         <w:rPr>
@@ -114,30 +112,22 @@
         <w:rPr>
           <w:b/>
         </w:rPr>
-        <w:t>HELD AT {{</w:t>
-      </w:r>
-      <w:proofErr w:type="spellStart"/>
-      <w:r>
-        <w:rPr>
-          <w:b/>
-        </w:rPr>
-        <w:t>English_court_name</w:t>
-      </w:r>
-      <w:proofErr w:type="spellEnd"/>
-      <w:r>
-        <w:rPr>
-          <w:b/>
-        </w:rPr>
-        <w:t xml:space="preserve">}} </w:t>
-      </w:r>
-      <w:r>
-        <w:rPr>
-          <w:b/>
-        </w:rPr>
-        <w:t>COURT</w:t>
-      </w:r>
-    </w:p>
-    <w:p>
+        <w:t>HELD AT {{court_location}}</w:t>
+      </w:r>
+      <w:r>
+        <w:rPr>
+          <w:b/>
+        </w:rPr>
+        <w:t/>
+      </w:r>
+      <w:r>
+        <w:rPr>
+          <w:b/>
+        </w:rPr>
+        <w:t> COURT</w:t>
+      </w:r>
+    </w:p>
+    <w:p ns2:paraId="4C112A0A" ns2:textId="77777777">
       <w:pPr>
         <w:ind w:right="-136"/>
         <w:rPr>
@@ -146,7 +136,7 @@
         </w:rPr>
       </w:pPr>
     </w:p>
-    <w:p>
+    <w:p ns2:paraId="49868C7C" ns2:textId="77777777">
       <w:pPr>
         <w:ind w:right="-136"/>
         <w:rPr>
@@ -155,7 +145,7 @@
         </w:rPr>
       </w:pPr>
     </w:p>
-    <w:p>
+    <w:p ns2:paraId="49C85C7E" ns2:textId="77777777">
       <w:pPr>
         <w:ind w:left="4500" w:right="-136"/>
         <w:rPr>
@@ -175,7 +165,7 @@
         <w:t xml:space="preserve"> NO.</w:t>
       </w:r>
     </w:p>
-    <w:p>
+    <w:p ns2:paraId="269139BF" ns2:textId="77777777">
       <w:pPr>
         <w:ind w:left="2835" w:right="-136"/>
         <w:jc w:val="both"/>
@@ -184,7 +174,7 @@
         </w:rPr>
       </w:pPr>
     </w:p>
-    <w:p>
+    <w:p ns2:paraId="2C612469" ns2:textId="77777777">
       <w:pPr>
         <w:tabs>
           <w:tab w:val="left" w:pos="2880"/>
@@ -195,7 +185,7 @@
         </w:rPr>
       </w:pPr>
     </w:p>
-    <w:p>
+    <w:p ns2:paraId="25BEA9B0" ns2:textId="77777777">
       <w:pPr>
         <w:tabs>
           <w:tab w:val="left" w:pos="2880"/>
@@ -214,7 +204,7 @@
           <w:b/>
           <w:bCs/>
         </w:rPr>
-        <w:t>{{APPLICANT_NAME}}</w:t>
+        <w:t>{{applicant_name}}</w:t>
       </w:r>
       <w:r>
         <w:rPr>
@@ -282,7 +272,7 @@
         <w:t>}}</w:t>
       </w:r>
     </w:p>
-    <w:p>
+    <w:p ns2:paraId="1E807ABD" ns2:textId="77777777">
       <w:pPr>
         <w:tabs>
           <w:tab w:val="left" w:pos="2880"/>
@@ -291,7 +281,7 @@
         <w:ind w:left="2705" w:right="-136" w:hanging="1985"/>
       </w:pPr>
     </w:p>
-    <w:p>
+    <w:p ns2:paraId="41F1682C" ns2:textId="77777777">
       <w:pPr>
         <w:tabs>
           <w:tab w:val="left" w:pos="2880"/>
@@ -309,7 +299,7 @@
         <w:t>Applicant</w:t>
       </w:r>
     </w:p>
-    <w:p>
+    <w:p ns2:paraId="65362CB6" ns2:textId="77777777">
       <w:pPr>
         <w:tabs>
           <w:tab w:val="left" w:pos="2880"/>
@@ -318,7 +308,7 @@
         <w:ind w:left="720" w:right="-136"/>
       </w:pPr>
     </w:p>
-    <w:p>
+    <w:p ns2:paraId="6A5E1BF4" ns2:textId="77777777">
       <w:pPr>
         <w:tabs>
           <w:tab w:val="left" w:pos="2880"/>
@@ -340,7 +330,7 @@
           <w:rFonts w:cs="Arial"/>
           <w:b/>
         </w:rPr>
-        <w:t>{{RESPONDENT_NAME}}</w:t>
+        <w:t>{{respondent_name}}</w:t>
       </w:r>
       <w:r>
         <w:t xml:space="preserve"> </w:t>
@@ -399,7 +389,7 @@
         <w:t>}}</w:t>
       </w:r>
     </w:p>
-    <w:p>
+    <w:p ns2:paraId="376357AD" ns2:textId="77777777">
       <w:pPr>
         <w:tabs>
           <w:tab w:val="left" w:pos="2880"/>
@@ -407,7 +397,7 @@
         <w:ind w:left="2880" w:right="-136" w:hanging="2160"/>
       </w:pPr>
     </w:p>
-    <w:p>
+    <w:p ns2:paraId="7927613C" ns2:textId="77777777">
       <w:pPr>
         <w:tabs>
           <w:tab w:val="left" w:pos="2880"/>
@@ -425,7 +415,7 @@
         <w:t>Respondent</w:t>
       </w:r>
     </w:p>
-    <w:p>
+    <w:p ns2:paraId="76CA2F62" ns2:textId="77777777">
       <w:pPr>
         <w:tabs>
           <w:tab w:val="left" w:pos="2835"/>
@@ -439,7 +429,7 @@
         </w:rPr>
       </w:pPr>
     </w:p>
-    <w:p>
+    <w:p ns2:paraId="4588B4B8" ns2:textId="77777777">
       <w:pPr>
         <w:ind w:right="-136"/>
         <w:rPr>
@@ -518,7 +508,7 @@
         <w:tab/>
       </w:r>
     </w:p>
-    <w:p>
+    <w:p ns2:paraId="2889C2E6" ns2:textId="77777777">
       <w:pPr>
         <w:ind w:right="-136"/>
         <w:rPr>
@@ -527,7 +517,7 @@
         </w:rPr>
       </w:pPr>
     </w:p>
-    <w:p>
+    <w:p ns2:paraId="4806B30B" ns2:textId="4D875B3F">
       <w:pPr>
         <w:spacing w:line="240" w:lineRule="atLeast"/>
         <w:ind w:right="-136"/>
@@ -542,39 +532,24 @@
           <w:b/>
           <w:lang w:val="en-GB"/>
         </w:rPr>
-        <w:t xml:space="preserve">AFFIDAVIT OF {{APPLICANT_NAME}} IN SUPPORT OF {{affidavit_application_title}}</w:t>
-      </w:r>
-      <w:r>
-        <w:rPr>
-          <w:rFonts w:cs="Arial"/>
-          <w:b/>
-          <w:szCs w:val="23"/>
-        </w:rPr>
-        <w:t xml:space="preserve"/>
-      </w:r>
-      <w:r>
-        <w:rPr>
-          <w:b/>
-          <w:lang w:val="en-GB"/>
-        </w:rPr>
-        <w:t xml:space="preserve"/>
-      </w:r>
-      <w:r>
-        <w:rPr>
-          <w:b/>
-          <w:lang w:val="en-GB"/>
-        </w:rPr>
-        <w:t/>
-      </w:r>
-      <w:r>
-        <w:rPr>
-          <w:b/>
-          <w:lang w:val="en-GB"/>
-        </w:rPr>
-        <w:t xml:space="preserve"/>
-      </w:r>
-    </w:p>
-    <w:p>
+        <w:t xml:space="preserve">AFFIDAVIT OF {{applicant_name}} IN SUPPORT OF </w:t>
+      </w:r>
+      <w:r>
+        <w:rPr>
+          <w:b/>
+          <w:lang w:val="en-GB"/>
+        </w:rPr>
+        <w:t xml:space="preserve">WITHOUT NOTICE APPLICATION FOR </w:t>
+      </w:r>
+      <w:r>
+        <w:rPr>
+          <w:b/>
+          <w:lang w:val="en-GB"/>
+        </w:rPr>
+        <w:t>PROTECTION ORDER</w:t>
+      </w:r>
+    </w:p>
+    <w:p ns2:paraId="440F7D65" ns2:textId="77777777">
       <w:pPr>
         <w:spacing w:line="240" w:lineRule="atLeast"/>
         <w:ind w:right="-136"/>
@@ -585,7 +560,7 @@
         </w:rPr>
       </w:pPr>
     </w:p>
-    <w:p>
+    <w:p ns2:paraId="214A61B6" ns2:textId="77777777">
       <w:pPr>
         <w:spacing w:line="240" w:lineRule="atLeast"/>
         <w:ind w:right="-136"/>
@@ -596,7 +571,7 @@
         </w:rPr>
       </w:pPr>
     </w:p>
-    <w:p>
+    <w:p ns2:paraId="3D934AAD" ns2:textId="44D5E75F">
       <w:pPr>
         <w:spacing w:line="240" w:lineRule="atLeast"/>
         <w:ind w:right="17"/>
@@ -611,17 +586,33 @@
           <w:b/>
           <w:i/>
         </w:rPr>
-        <w:t xml:space="preserve">(Family Violence Act 2018 Sections 60 and 75) </w:t>
-      </w:r>
-      <w:r>
-        <w:rPr>
-          <w:b/>
+        <w:t>(</w:t>
+      </w:r>
+      <w:r>
+        <w:rPr>
+          <w:b/>
+          <w:bCs/>
           <w:i/>
+          <w:iCs/>
+        </w:rPr>
+        <w:t>Family Violence Act 2018 Sections 60 and 75</w:t>
+      </w:r>
+      <w:r>
+        <w:rPr>
+          <w:b/>
+          <w:i/>
+        </w:rPr>
+        <w:t xml:space="preserve">) </w:t>
+      </w:r>
+      <w:r>
+        <w:rPr>
+          <w:b/>
+          <w:i/>
         </w:rPr>
         <w:t xml:space="preserve"> </w:t>
       </w:r>
     </w:p>
-    <w:p>
+    <w:p ns2:paraId="56A4943B" ns2:textId="77777777">
       <w:pPr>
         <w:spacing w:line="240" w:lineRule="atLeast"/>
         <w:ind w:right="17"/>
@@ -632,7 +623,7 @@
         </w:rPr>
       </w:pPr>
     </w:p>
-    <w:p>
+    <w:p ns2:paraId="02D77CEB" ns2:textId="77777777">
       <w:pPr>
         <w:spacing w:line="240" w:lineRule="atLeast"/>
         <w:ind w:right="17"/>
@@ -643,7 +634,7 @@
         </w:rPr>
       </w:pPr>
     </w:p>
-    <w:p>
+    <w:p ns2:paraId="1FE002EA" ns2:textId="77777777">
       <w:pPr>
         <w:spacing w:line="240" w:lineRule="atLeast"/>
         <w:ind w:right="17"/>
@@ -653,7 +644,7 @@
         </w:rPr>
       </w:pPr>
     </w:p>
-    <w:p>
+    <w:p ns2:paraId="6FDC7FAF" ns2:textId="7D975C20">
       <w:pPr>
         <w:spacing w:line="240" w:lineRule="atLeast"/>
         <w:ind w:right="17"/>
@@ -664,49 +655,49 @@
           <w:b/>
           <w:lang w:val="en-GB"/>
         </w:rPr>
-        <w:t>Affirmed</w:t>
-      </w:r>
-      <w:r>
-        <w:rPr>
-          <w:b/>
-          <w:lang w:val="en-GB"/>
-        </w:rPr>
-        <w:t xml:space="preserve"> this </w:t>
+        <w:t>Affirmed this {{month_day}} day of {{month}} {{year}}</w:t>
+      </w:r>
+      <w:r>
+        <w:rPr>
+          <w:b/>
+          <w:lang w:val="en-GB"/>
+        </w:rPr>
+        <w:t xml:space="preserve"/>
       </w:r>
       <w:r>
         <w:rPr>
           <w:rFonts w:cs="Arial"/>
         </w:rPr>
-        <w:t>{{</w:t>
+        <w:t/>
       </w:r>
       <w:proofErr w:type="spellStart"/>
       <w:r>
         <w:rPr>
           <w:rFonts w:cs="Arial"/>
         </w:rPr>
-        <w:t>month_day</w:t>
+        <w:t/>
       </w:r>
       <w:proofErr w:type="spellEnd"/>
       <w:r>
         <w:rPr>
           <w:rFonts w:cs="Arial"/>
         </w:rPr>
-        <w:t>}}</w:t>
+        <w:t/>
       </w:r>
       <w:r>
         <w:rPr>
           <w:rFonts w:cs="Arial"/>
         </w:rPr>
-        <w:t xml:space="preserve"> </w:t>
+        <w:t xml:space="preserve"/>
       </w:r>
       <w:r>
         <w:rPr>
           <w:rFonts w:cs="Arial"/>
         </w:rPr>
-        <w:t>day of {{month}} 2026</w:t>
-      </w:r>
-    </w:p>
-    <w:p>
+        <w:t/>
+      </w:r>
+    </w:p>
+    <w:p ns2:paraId="791B41A6" ns2:textId="77777777">
       <w:pPr>
         <w:spacing w:line="240" w:lineRule="atLeast"/>
         <w:ind w:right="-136"/>
@@ -717,7 +708,7 @@
         </w:rPr>
       </w:pPr>
     </w:p>
-    <w:p>
+    <w:p ns2:paraId="25B27EDC" ns2:textId="77777777">
       <w:pPr>
         <w:spacing w:line="240" w:lineRule="atLeast"/>
         <w:ind w:right="-136"/>
@@ -803,7 +794,7 @@
         <w:tab/>
       </w:r>
     </w:p>
-    <w:p>
+    <w:p ns2:paraId="4BB973A5" ns2:textId="77777777">
       <w:pPr>
         <w:spacing w:line="240" w:lineRule="atLeast"/>
         <w:ind w:right="-136"/>
@@ -814,7 +805,7 @@
         </w:rPr>
       </w:pPr>
     </w:p>
-    <w:p>
+    <w:p ns2:paraId="249663D9" ns2:textId="77777777">
       <w:pPr>
         <w:spacing w:line="240" w:lineRule="atLeast"/>
         <w:ind w:right="-136"/>
@@ -825,7 +816,7 @@
         </w:rPr>
       </w:pPr>
     </w:p>
-    <w:p>
+    <w:p ns2:paraId="38814CAE" ns2:textId="77777777">
       <w:pPr>
         <w:spacing w:line="240" w:lineRule="atLeast"/>
         <w:ind w:right="-136"/>
@@ -836,7 +827,7 @@
         </w:rPr>
       </w:pPr>
     </w:p>
-    <w:p>
+    <w:p ns2:paraId="536788AD" ns2:textId="77777777">
       <w:pPr>
         <w:spacing w:line="240" w:lineRule="atLeast"/>
         <w:ind w:right="-136"/>
@@ -847,7 +838,7 @@
         </w:rPr>
       </w:pPr>
     </w:p>
-    <w:p>
+    <w:p ns2:paraId="45F32A0B" ns2:textId="77777777">
       <w:pPr>
         <w:spacing w:line="240" w:lineRule="atLeast"/>
         <w:ind w:right="-136"/>
@@ -858,7 +849,7 @@
         </w:rPr>
       </w:pPr>
     </w:p>
-    <w:p>
+    <w:p ns2:paraId="1CA0AFA1" ns2:textId="77777777">
       <w:pPr>
         <w:spacing w:line="240" w:lineRule="atLeast"/>
         <w:ind w:right="-136"/>
@@ -944,7 +935,7 @@
         <w:tab/>
       </w:r>
     </w:p>
-    <w:p>
+    <w:p ns2:paraId="5B7E7FD7" ns2:textId="77777777">
       <w:pPr>
         <w:spacing w:line="240" w:lineRule="atLeast"/>
         <w:ind w:right="-136"/>
@@ -955,7 +946,7 @@
         </w:rPr>
       </w:pPr>
     </w:p>
-    <w:p>
+    <w:p ns2:paraId="578BA297" ns2:textId="77777777">
       <w:pPr>
         <w:pStyle w:val="BodyText2"/>
         <w:spacing w:line="240" w:lineRule="auto"/>
@@ -988,7 +979,7 @@
         <w:t xml:space="preserve">.  </w:t>
       </w:r>
     </w:p>
-    <w:p>
+    <w:p ns2:paraId="22E96E19" ns2:textId="77777777">
       <w:pPr>
         <w:pStyle w:val="BodyText2"/>
         <w:spacing w:line="240" w:lineRule="auto"/>
@@ -997,22 +988,25 @@
         <w:t>Documents for service may be left at the address for service or may be:</w:t>
       </w:r>
     </w:p>
-    <w:p>
+    <w:p ns2:paraId="7031767E" ns2:textId="77777777">
       <w:pPr>
         <w:pStyle w:val="BodyText2"/>
         <w:spacing w:line="240" w:lineRule="auto"/>
       </w:pPr>
     </w:p>
-    <w:p>
+    <w:p ns2:paraId="349BAF91" ns2:textId="206C980B">
       <w:r>
         <w:t>(a)</w:t>
       </w:r>
       <w:r>
         <w:tab/>
-        <w:t>Posted to counsel at PO Box 25-977, St Heliers 1070</w:t>
-      </w:r>
-    </w:p>
-    <w:p>
+        <w:t>Posted to counsel at PO Box 25-977, St Heliers 107</w:t>
+      </w:r>
+      <w:r>
+        <w:t>1</w:t>
+      </w:r>
+    </w:p>
+    <w:p ns2:paraId="53AB27D0" ns2:textId="77777777">
       <w:pPr>
         <w:spacing w:line="240" w:lineRule="atLeast"/>
         <w:ind w:right="-136"/>
@@ -1023,14 +1017,14 @@
         </w:rPr>
       </w:pPr>
     </w:p>
-    <w:p>
+    <w:p ns2:paraId="400FF9A6" ns2:textId="77777777">
       <w:pPr>
         <w:spacing w:line="360" w:lineRule="auto"/>
         <w:rPr>
           <w:lang w:val="en-GB"/>
         </w:rPr>
         <w:sectPr>
-          <w:footerReference w:type="default" r:id="rId8"/>
+          <w:footerReference w:type="default" ns3:id="rId8"/>
           <w:pgSz w:w="11906" w:h="16838"/>
           <w:pgMar w:top="1701" w:right="2835" w:bottom="1440" w:left="1701" w:header="709" w:footer="709" w:gutter="0"/>
           <w:cols w:space="720"/>
@@ -1039,7 +1033,7 @@
         </w:sectPr>
       </w:pPr>
     </w:p>
-    <w:p>
+    <w:p ns2:paraId="3FE91B37" ns2:textId="77777777">
       <w:pPr>
         <w:spacing w:line="360" w:lineRule="auto"/>
         <w:jc w:val="both"/>
@@ -1051,7 +1045,7 @@
         </w:rPr>
       </w:pPr>
     </w:p>
-    <w:p>
+    <w:p ns2:paraId="6CC5D283" ns2:textId="77777777">
       <w:pPr>
         <w:spacing w:line="360" w:lineRule="auto"/>
         <w:jc w:val="both"/>
@@ -1067,33 +1061,15 @@
           <w:bCs/>
           <w:lang w:val="en-GB"/>
         </w:rPr>
-        <w:t xml:space="preserve">I, {{APPLICANT_NAME}} of {{applicant_home_address}} affirm,</w:t>
-      </w:r>
-      <w:r>
-        <w:rPr>
-          <w:b/>
-          <w:bCs/>
-        </w:rPr>
-        <w:t/>
-      </w:r>
-      <w:r>
-        <w:rPr>
-          <w:b/>
-          <w:bCs/>
-        </w:rPr>
-        <w:t xml:space="preserve"/>
-      </w:r>
-      <w:r>
-        <w:rPr>
-          <w:lang w:val="en-GB"/>
-        </w:rPr>
-        <w:t xml:space="preserve"/>
-      </w:r>
-      <w:r>
-        <w:t xml:space="preserve"/>
-      </w:r>
-      <w:r>
-        <w:t/>
+        <w:t xml:space="preserve">I, </w:t>
+      </w:r>
+      <w:r>
+        <w:rPr>
+          <w:rFonts w:cs="Arial"/>
+          <w:b/>
+          <w:lang w:val="en-GB"/>
+        </w:rPr>
+        <w:t>{{applicant_name}}</w:t>
       </w:r>
       <w:r>
         <w:rPr>
@@ -1101,10 +1077,10 @@
           <w:bCs/>
           <w:lang w:val="en-GB"/>
         </w:rPr>
-        <w:t xml:space="preserve"/>
-      </w:r>
-    </w:p>
-    <w:p>
+        <w:t xml:space="preserve"> of {{applicant_home_address}} affirm,</w:t>
+      </w:r>
+    </w:p>
+    <w:p ns2:paraId="7C29DB01" ns2:textId="77777777">
       <w:pPr>
         <w:pStyle w:val="StyleArialJustifiedLinespacing15lines"/>
         <w:rPr>
@@ -1113,7 +1089,7 @@
         </w:rPr>
       </w:pPr>
     </w:p>
-    <w:p>
+    <w:p ns2:paraId="28D7DF11" ns2:textId="77777777">
       <w:pPr>
         <w:pStyle w:val="PSContractLevel3"/>
         <w:rPr>
@@ -1127,57 +1103,28 @@
         <w:t xml:space="preserve">I am the Applicant in these proceedings.  </w:t>
       </w:r>
     </w:p>
-    <w:p>
-      <w:pPr>
-        <w:ind w:left="567" w:right="-136"/>
+    <w:p ns2:paraId="1A453045" ns2:textId="31128CA3">
+      <w:pPr>
+        <w:pStyle w:val="PSContractLevel3"/>
+        <w:rPr>
+          <w:lang w:val="en-GB"/>
+        </w:rPr>
+      </w:pPr>
+      <w:r>
+        <w:t xml:space="preserve">I am applying without notice for a Protection Order against </w:t>
+      </w:r>
+      <w:r>
         <w:rPr>
           <w:b/>
           <w:bCs/>
-          <w:lang w:val="en-NZ"/>
-        </w:rPr>
-        <w:spacing w:before="120" w:after="120"/>
-      </w:pPr>
-      <w:r>
-        <w:rPr>
-          <w:lang w:val="en-GB"/>
-        </w:rPr>
-        <w:t xml:space="preserve">{{application_intro}}</w:t>
-      </w:r>
-      <w:r>
-        <w:rPr>
-          <w:lang w:val="en-GB"/>
-        </w:rPr>
-        <w:t/>
-      </w:r>
-      <w:r>
-        <w:rPr>
-          <w:lang w:val="en-GB"/>
-        </w:rPr>
-        <w:t xml:space="preserve"/>
-      </w:r>
-      <w:r>
-        <w:rPr>
-          <w:lang w:val="en-GB"/>
-        </w:rPr>
-        <w:t xml:space="preserve"/>
-      </w:r>
-      <w:r>
-        <w:rPr>
-          <w:rFonts w:cs="Arial"/>
-          <w:b/>
-        </w:rPr>
-        <w:t/>
-      </w:r>
-      <w:r>
-        <w:rPr>
-          <w:b/>
-          <w:bCs/>
-          <w:lang w:val="en-NZ"/>
-        </w:rPr>
-        <w:t/>
-      </w:r>
-    </w:p>
-    <w:p>
+        </w:rPr>
+        <w:t xml:space="preserve">{{respondent_name}} </w:t>
+      </w:r>
+      <w:r>
+        <w:t>(“the Respondent”).</w:t>
+      </w:r>
+    </w:p>
+    <w:p ns2:paraId="6B5976F1" ns2:textId="77777777">
       <w:pPr>
         <w:pStyle w:val="PSContractLevel3"/>
         <w:rPr>
@@ -1188,46 +1135,24 @@
         <w:rPr>
           <w:lang w:val="en-GB"/>
         </w:rPr>
-        <w:t>I was in a</w:t>
-      </w:r>
-      <w:r>
-        <w:rPr>
-          <w:lang w:val="en-GB"/>
-        </w:rPr>
-        <w:t xml:space="preserve"> family</w:t>
-      </w:r>
-      <w:r>
-        <w:rPr>
-          <w:lang w:val="en-GB"/>
-        </w:rPr>
-        <w:t xml:space="preserve"> </w:t>
-      </w:r>
-      <w:r>
-        <w:rPr>
-          <w:lang w:val="en-GB"/>
-        </w:rPr>
-        <w:t xml:space="preserve">relationship with the Respondent.  The nature of my </w:t>
-      </w:r>
-      <w:r>
-        <w:rPr>
-          <w:lang w:val="en-GB"/>
-        </w:rPr>
-        <w:t xml:space="preserve">family </w:t>
-      </w:r>
-      <w:r>
-        <w:rPr>
-          <w:lang w:val="en-GB"/>
-        </w:rPr>
-        <w:t>r</w:t>
-      </w:r>
-      <w:r>
-        <w:rPr>
-          <w:lang w:val="en-GB"/>
-        </w:rPr>
-        <w:t>elationship with the Respondent was as follows:</w:t>
-      </w:r>
-    </w:p>
-    <w:p>
+        <w:t>I was in a family relationship with the Respondent.  The nature of my family relationship with the Respondent was as follows:</w:t>
+      </w:r>
+    </w:p>
+    <w:p ns2:paraId="6234FE60" ns2:textId="77777777">
+      <w:pPr>
+        <w:pStyle w:val="PSContractLevel3"/>
+        <w:rPr>
+          <w:lang w:val="en-GB"/>
+        </w:rPr>
+      </w:pPr>
+      <w:r>
+        <w:rPr>
+          <w:lang w:val="en-GB"/>
+        </w:rPr>
+        <w:t>I was in a family relationship with the Respondent.  The nature of my family relationship with the Respondent was as follows:</w:t>
+      </w:r>
+    </w:p>
+    <w:p ns2:paraId="260F8843" ns2:textId="77777777">
       <w:pPr>
         <w:pStyle w:val="PSContractLevel3"/>
         <w:numPr>
@@ -1253,36 +1178,24 @@
         <w:rPr>
           <w:lang w:val="en-GB"/>
         </w:rPr>
-        <w:t xml:space="preserve">were </w:t>
-      </w:r>
-      <w:r>
-        <w:rPr>
-          <w:lang w:val="en-GB"/>
-        </w:rPr>
-        <w:t>{{</w:t>
+        <w:t>have been in a relationship from approximately {{</w:t>
       </w:r>
       <w:proofErr w:type="spellStart"/>
       <w:r>
         <w:rPr>
           <w:lang w:val="en-GB"/>
         </w:rPr>
-        <w:t>relationship_start_blurb</w:t>
+        <w:t>relationship_start_date</w:t>
       </w:r>
       <w:proofErr w:type="spellEnd"/>
       <w:r>
         <w:rPr>
           <w:lang w:val="en-GB"/>
         </w:rPr>
-        <w:t>}}</w:t>
-      </w:r>
-      <w:r>
-        <w:rPr>
-          <w:lang w:val="en-GB"/>
-        </w:rPr>
-        <w:t xml:space="preserve">.  </w:t>
-      </w:r>
-    </w:p>
-    <w:p>
+        <w:t xml:space="preserve">}}.  </w:t>
+      </w:r>
+    </w:p>
+    <w:p ns2:paraId="3CEB2E95" ns2:textId="77777777">
       <w:pPr>
         <w:pStyle w:val="PSContractLevel3"/>
         <w:numPr>
@@ -1312,76 +1225,22 @@
       </w:r>
       <w:proofErr w:type="spellStart"/>
       <w:r>
-        <w:t>relationship_end</w:t>
+        <w:t>relationship_end_date</w:t>
       </w:r>
       <w:proofErr w:type="spellEnd"/>
       <w:r>
-        <w:t>}}</w:t>
-      </w:r>
-      <w:r>
-        <w:t xml:space="preserve">. </w:t>
-      </w:r>
-    </w:p>
-    <w:p>
-      <w:pPr>
-        <w:pStyle w:val="PSContractLevel3"/>
-        <w:numPr>
-          <w:ilvl w:val="1"/>
-          <w:numId w:val="3"/>
-        </w:numPr>
-        <w:tabs>
-          <w:tab w:val="clear" w:pos="720"/>
-          <w:tab w:val="num" w:pos="1418"/>
-        </w:tabs>
-        <w:ind w:left="1418" w:hanging="698"/>
-        <w:rPr>
-          <w:lang w:val="en-GB"/>
-        </w:rPr>
-      </w:pPr>
-      <w:r>
-        <w:t xml:space="preserve">{{children_blurb}}</w:t>
-      </w:r>
-    </w:p>
-    <w:p>
-      <w:pPr>
-        <w:pStyle w:val="PSContractLevel2"/>
-        <w:numPr>
-          <w:ilvl w:val="0"/>
-          <w:numId w:val="0"/>
-        </w:numPr>
-        <w:tabs>
-          <w:tab w:val="left" w:pos="720"/>
-        </w:tabs>
-        <w:spacing w:line="360" w:lineRule="auto"/>
-        <w:rPr>
-          <w:lang w:val="en-GB"/>
-        </w:rPr>
-      </w:pPr>
-    </w:p>
-    <w:p>
-      <w:pPr>
-        <w:rPr>
-          <w:b/>
-          <w:lang w:val="en-GB"/>
-        </w:rPr>
-      </w:pPr>
-      <w:r>
-        <w:rPr>
-          <w:b/>
-          <w:lang w:val="en-GB"/>
-        </w:rPr>
-        <w:t xml:space="preserve">{{protection_facts_heading}}</w:t>
-      </w:r>
-    </w:p>
-    <w:p>
-      <w:pPr>
-        <w:rPr>
-          <w:b/>
-          <w:lang w:val="en-GB"/>
-        </w:rPr>
-      </w:pPr>
-    </w:p>
-    <w:p>
+        <w:t>}}.</w:t>
+      </w:r>
+    </w:p>
+    <w:p ns2:paraId="5DBE672E" ns2:textId="77777777">
+      <w:pPr>
+        <w:rPr>
+          <w:b/>
+          <w:lang w:val="en-GB"/>
+        </w:rPr>
+      </w:pPr>
+    </w:p>
+    <w:p ns2:paraId="6C892FEB" ns2:textId="77777777">
       <w:pPr>
         <w:pStyle w:val="PSContractLevel3"/>
         <w:numPr>
@@ -1404,7 +1263,7 @@
         <w:t xml:space="preserve">Facts relating to Respondent </w:t>
       </w:r>
     </w:p>
-    <w:p>
+    <w:p ns2:paraId="66002CE6" ns2:textId="77777777">
       <w:pPr>
         <w:pStyle w:val="PSContractLevel3"/>
         <w:rPr>
@@ -1430,7 +1289,7 @@
         <w:t xml:space="preserve"> violence against me as follows:</w:t>
       </w:r>
     </w:p>
-    <w:p>
+    <w:p ns2:paraId="10E1B477" ns2:textId="2C3A0DF6">
       <w:pPr>
         <w:pStyle w:val="PSContractLevel3"/>
         <w:numPr>
@@ -1442,18 +1301,43 @@
         </w:rPr>
       </w:pPr>
       <w:r>
-        <w:t>{{</w:t>
-      </w:r>
-      <w:proofErr w:type="spellStart"/>
-      <w:r>
-        <w:t>violence_categories</w:t>
-      </w:r>
-      <w:proofErr w:type="spellEnd"/>
-      <w:r>
-        <w:t>}}</w:t>
-      </w:r>
-    </w:p>
-    <w:p>
+        <w:t>Psychological abuse</w:t>
+      </w:r>
+    </w:p>
+    <w:p ns2:paraId="418D9A41" ns2:textId="41AD6133">
+      <w:pPr>
+        <w:pStyle w:val="PSContractLevel3"/>
+        <w:numPr>
+          <w:ilvl w:val="0"/>
+          <w:numId w:val="4"/>
+        </w:numPr>
+        <w:rPr>
+          <w:lang w:val="en-GB"/>
+        </w:rPr>
+      </w:pPr>
+      <w:r>
+        <w:t>Physical abuse</w:t>
+      </w:r>
+    </w:p>
+    <w:p ns2:paraId="1FABF430" ns2:textId="5132718B">
+      <w:pPr>
+        <w:pStyle w:val="PSContractLevel3"/>
+        <w:numPr>
+          <w:ilvl w:val="0"/>
+          <w:numId w:val="4"/>
+        </w:numPr>
+        <w:rPr>
+          <w:lang w:val="en-GB"/>
+        </w:rPr>
+      </w:pPr>
+      <w:r>
+        <w:rPr>
+          <w:lang w:val="en-GB"/>
+        </w:rPr>
+        <w:t>Financial abuse</w:t>
+      </w:r>
+    </w:p>
+    <w:p ns2:paraId="3DD4E211" ns2:textId="77777777">
       <w:pPr>
         <w:pStyle w:val="PSContractLevel3"/>
         <w:numPr>
@@ -1490,7 +1374,7 @@
         <w:t>Violence</w:t>
       </w:r>
     </w:p>
-    <w:p>
+    <w:p ns2:paraId="2AF17FCB" ns2:textId="2B75E038">
       <w:pPr>
         <w:pStyle w:val="PSContractLevel3"/>
         <w:rPr>
@@ -1501,24 +1385,10 @@
         <w:rPr>
           <w:lang w:val="en-NZ"/>
         </w:rPr>
-        <w:t>{{</w:t>
-      </w:r>
-      <w:proofErr w:type="spellStart"/>
-      <w:r>
-        <w:rPr>
-          <w:lang w:val="en-NZ"/>
-        </w:rPr>
-        <w:t>insert_history_blurb</w:t>
-      </w:r>
-      <w:proofErr w:type="spellEnd"/>
-      <w:r>
-        <w:rPr>
-          <w:lang w:val="en-NZ"/>
-        </w:rPr>
-        <w:t>}}</w:t>
-      </w:r>
-    </w:p>
-    <w:p>
+        <w:t>Insert here</w:t>
+      </w:r>
+    </w:p>
+    <w:p ns2:paraId="0DC04B84" ns2:textId="77777777">
       <w:pPr>
         <w:pStyle w:val="PSContractLevel3"/>
         <w:numPr>
@@ -1538,7 +1408,7 @@
         <w:t>Recent Events</w:t>
       </w:r>
     </w:p>
-    <w:p>
+    <w:p ns2:paraId="251DC658" ns2:textId="76694318">
       <w:pPr>
         <w:pStyle w:val="PSContractLevel3"/>
         <w:rPr>
@@ -1551,24 +1421,10 @@
         <w:rPr>
           <w:lang w:val="en-NZ"/>
         </w:rPr>
-        <w:t>{{</w:t>
-      </w:r>
-      <w:proofErr w:type="spellStart"/>
-      <w:r>
-        <w:rPr>
-          <w:lang w:val="en-NZ"/>
-        </w:rPr>
-        <w:t>insert_recent_events_blurb</w:t>
-      </w:r>
-      <w:proofErr w:type="spellEnd"/>
-      <w:r>
-        <w:rPr>
-          <w:lang w:val="en-NZ"/>
-        </w:rPr>
-        <w:t>}}</w:t>
-      </w:r>
-    </w:p>
-    <w:p>
+        <w:t>Insert here</w:t>
+      </w:r>
+    </w:p>
+    <w:p ns2:paraId="024EEB13" ns2:textId="77777777">
       <w:pPr>
         <w:pStyle w:val="PSContractLevel3"/>
         <w:numPr>
@@ -1590,7 +1446,7 @@
         <w:t>DISCLOSURE</w:t>
       </w:r>
     </w:p>
-    <w:p>
+    <w:p ns2:paraId="289CE7DC" ns2:textId="77777777">
       <w:pPr>
         <w:pStyle w:val="PSContractLevel3"/>
         <w:rPr>
@@ -1598,14 +1454,11 @@
         </w:rPr>
       </w:pPr>
       <w:r>
-        <w:t xml:space="preserve">My lawyer has advised me that when making a without notice Application I must disclose everything relevant to the Application </w:t>
-      </w:r>
-      <w:r>
         <w:lastRenderedPageBreak/>
-        <w:t>whether it is advantageous to me or not. I have disclosed everything that I consider relevant in my affidavit.</w:t>
-      </w:r>
-    </w:p>
-    <w:p>
+        <w:t>My lawyer has advised me that when making a without notice Application I must disclose everything relevant to the Application whether it is advantageous to me or not. I have disclosed everything that I consider relevant in my affidavit.</w:t>
+      </w:r>
+    </w:p>
+    <w:p ns2:paraId="26779FFE" ns2:textId="77777777">
       <w:pPr>
         <w:pStyle w:val="PSContractLevel3"/>
         <w:numPr>
@@ -1626,7 +1479,7 @@
         <w:t>Effects on Me</w:t>
       </w:r>
     </w:p>
-    <w:p>
+    <w:p ns2:paraId="56419F2D" ns2:textId="77777777">
       <w:pPr>
         <w:pStyle w:val="PSContractLevel3"/>
       </w:pPr>
@@ -1634,7 +1487,7 @@
         <w:t>I have endured enough of the Respondent’s abuse and violent conduct. I am mentally, emotionally, and physically exhausted. I simply want to be safe in my own home and to live free from fear. I respectfully request that the Respondent be prohibited from coming near me, so that I can begin to rebuild my life in safety and peace.</w:t>
       </w:r>
     </w:p>
-    <w:p>
+    <w:p ns2:paraId="2E845B43" ns2:textId="77777777">
       <w:pPr>
         <w:rPr>
           <w:rFonts w:cs="Arial"/>
@@ -1646,7 +1499,7 @@
         </w:rPr>
       </w:pPr>
     </w:p>
-    <w:p>
+    <w:p ns2:paraId="26ADF1FB" ns2:textId="77777777">
       <w:pPr>
         <w:rPr>
           <w:rFonts w:cs="Arial"/>
@@ -1658,7 +1511,7 @@
         </w:rPr>
       </w:pPr>
     </w:p>
-    <w:p>
+    <w:p ns2:paraId="7A28FF73" ns2:textId="77777777">
       <w:pPr>
         <w:rPr>
           <w:b/>
@@ -1684,15 +1537,15 @@
         <w:t xml:space="preserve"> </w:t>
       </w:r>
     </w:p>
-    <w:p>
-      <w:pPr>
-        <w:rPr>
-          <w:b/>
-          <w:lang w:val="en-GB"/>
-        </w:rPr>
-      </w:pPr>
-    </w:p>
-    <w:p>
+    <w:p ns2:paraId="11DCD3BE" ns2:textId="77777777">
+      <w:pPr>
+        <w:rPr>
+          <w:b/>
+          <w:lang w:val="en-GB"/>
+        </w:rPr>
+      </w:pPr>
+    </w:p>
+    <w:p ns2:paraId="5FB3E854" ns2:textId="77777777">
       <w:pPr>
         <w:pStyle w:val="PSContractLevel3"/>
         <w:rPr>
@@ -1707,7 +1560,7 @@
         <w:t>To the best of my knowledge, the Respondent does not:</w:t>
       </w:r>
     </w:p>
-    <w:p>
+    <w:p ns2:paraId="13E4C339" ns2:textId="77777777">
       <w:pPr>
         <w:pStyle w:val="PSContractLevel3"/>
         <w:numPr>
@@ -1725,7 +1578,7 @@
         <w:t>Hold a firearms licence; or</w:t>
       </w:r>
     </w:p>
-    <w:p>
+    <w:p ns2:paraId="4A2219FA" ns2:textId="77777777">
       <w:pPr>
         <w:pStyle w:val="PSContractLevel3"/>
         <w:numPr>
@@ -1756,7 +1609,7 @@
         <w:t>).</w:t>
       </w:r>
     </w:p>
-    <w:p>
+    <w:p ns2:paraId="342D17BE" ns2:textId="77777777">
       <w:pPr>
         <w:rPr>
           <w:b/>
@@ -1770,36 +1623,17 @@
           <w:caps/>
           <w:lang w:val="en-GB"/>
         </w:rPr>
-        <w:t xml:space="preserve">{{without_notice_heading}}</w:t>
-      </w:r>
-      <w:r>
-        <w:rPr>
-          <w:rFonts w:cs="Arial"/>
-          <w:b/>
-          <w:bCs/>
-          <w:caps/>
-          <w:spacing w:val="-3"/>
-          <w:lang w:val="en-GB"/>
-        </w:rPr>
-        <w:t/>
-      </w:r>
-      <w:r>
-        <w:rPr>
-          <w:b/>
-          <w:caps/>
-          <w:lang w:val="en-GB"/>
-        </w:rPr>
-        <w:t xml:space="preserve"/>
-      </w:r>
-    </w:p>
-    <w:p>
-      <w:pPr>
-        <w:rPr>
-          <w:lang w:val="en-GB"/>
-        </w:rPr>
-      </w:pPr>
-    </w:p>
-    <w:p>
+        <w:t>FACTS IN SUPPORT OF APPLICATION FOR PROTECTION ORDER WITHOUT NOTICE</w:t>
+      </w:r>
+    </w:p>
+    <w:p ns2:paraId="40F496A3" ns2:textId="77777777">
+      <w:pPr>
+        <w:rPr>
+          <w:lang w:val="en-GB"/>
+        </w:rPr>
+      </w:pPr>
+    </w:p>
+    <w:p ns2:paraId="0243B10D" ns2:textId="77777777">
       <w:pPr>
         <w:pStyle w:val="PSContractLevel3"/>
         <w:rPr>
@@ -1810,10 +1644,10 @@
         <w:rPr>
           <w:lang w:val="en-GB"/>
         </w:rPr>
-        <w:t>{{without_notice_intro}}</w:t>
-      </w:r>
-    </w:p>
-    <w:p>
+        <w:t>The Application for a Protection Order is being made without notice to the Respondent because the delay that would be caused by proceeding on notice would or might entail a risk of harm and undue hardship to me as follows:</w:t>
+      </w:r>
+    </w:p>
+    <w:p ns2:paraId="79EBFE49" ns2:textId="77777777">
       <w:pPr>
         <w:pStyle w:val="PSContractLevel3"/>
         <w:numPr>
@@ -1828,189 +1662,78 @@
         <w:rPr>
           <w:lang w:val="en-GB"/>
         </w:rPr>
-        <w:t>{{without_notice_safety}}</w:t>
-      </w:r>
-      <w:r>
-        <w:rPr>
-          <w:lang w:val="en-GB"/>
-        </w:rPr>
-        <w:t xml:space="preserve"/>
-      </w:r>
-    </w:p>
-    <w:p>
+        <w:t>I am very fearful for my safety.</w:t>
+      </w:r>
+    </w:p>
+    <w:p ns2:paraId="12647D71" ns2:textId="6846EAF4">
       <w:pPr>
         <w:pStyle w:val="PSContractLevel3"/>
         <w:numPr>
           <w:ilvl w:val="0"/>
-          <w:numId w:val="0"/>
+          <w:numId w:val="6"/>
         </w:numPr>
         <w:rPr>
-          <w:b/>
-          <w:bCs/>
-          <w:lang w:val="en-US"/>
-        </w:rPr>
-      </w:pPr>
-      <w:r>
-        <w:rPr>
-          <w:b/>
-          <w:bCs/>
-          <w:lang w:val="en-US"/>
-        </w:rPr>
-        <w:t>{{parenting_heading}}</w:t>
-      </w:r>
-    </w:p>
-    <w:p>
+          <w:lang w:val="en-GB"/>
+        </w:rPr>
+      </w:pPr>
+      <w:r>
+        <w:rPr>
+          <w:lang w:val="en-GB"/>
+        </w:rPr>
+        <w:t>I believe that if the Respondent knew that I was applying for this Order, I may suffer further physical abuse and/or psychological abuse.</w:t>
+      </w:r>
+    </w:p>
+    <w:p ns2:paraId="20CE0FBA" ns2:textId="77777777">
+      <w:pPr>
+        <w:rPr>
+          <w:b/>
+          <w:lang w:val="en-GB"/>
+        </w:rPr>
+      </w:pPr>
+      <w:r>
+        <w:rPr>
+          <w:b/>
+          <w:lang w:val="en-GB"/>
+        </w:rPr>
+        <w:t xml:space="preserve">ORDERS SOUGHT </w:t>
+      </w:r>
+    </w:p>
+    <w:p ns2:paraId="1C3E0DFE" ns2:textId="77777777">
+      <w:pPr>
+        <w:rPr>
+          <w:b/>
+          <w:lang w:val="en-GB"/>
+        </w:rPr>
+      </w:pPr>
+    </w:p>
+    <w:p ns2:paraId="55B0A66A" ns2:textId="47D0F233">
       <w:pPr>
         <w:pStyle w:val="PSContractLevel3"/>
         <w:rPr>
-          <w:b/>
-          <w:bCs/>
-          <w:lang w:val="en-US"/>
-        </w:rPr>
-        <w:jc w:val="left"/>
-      </w:pPr>
-      <w:r>
-        <w:rPr>
-          <w:lang w:val="en-NZ"/>
-        </w:rPr>
-        <w:t>{{parenting_blurb}}</w:t>
-      </w:r>
-      <w:proofErr w:type="spellStart"/>
-      <w:r>
-        <w:rPr>
-          <w:lang w:val="en-NZ"/>
-        </w:rPr>
-        <w:t/>
-      </w:r>
-      <w:proofErr w:type="spellEnd"/>
-      <w:r>
-        <w:rPr>
-          <w:lang w:val="en-NZ"/>
-        </w:rPr>
-        <w:t/>
-      </w:r>
-    </w:p>
-    <w:p>
-      <w:pPr>
-        <w:rPr>
-          <w:b/>
-          <w:lang w:val="en-GB"/>
-        </w:rPr>
-      </w:pPr>
-      <w:r>
-        <w:rPr>
-          <w:b/>
-          <w:lang w:val="en-GB"/>
-        </w:rPr>
-        <w:t xml:space="preserve">ORDERS SOUGHT </w:t>
-      </w:r>
-    </w:p>
-    <w:p>
-      <w:pPr>
-        <w:rPr>
-          <w:b/>
-          <w:lang w:val="en-GB"/>
-        </w:rPr>
-      </w:pPr>
-    </w:p>
-    <w:p>
-      <w:pPr>
-        <w:pStyle w:val="PSContractLevel3"/>
-        <w:rPr>
-          <w:lang w:val="en-GB"/>
-        </w:rPr>
-      </w:pPr>
-      <w:r>
-        <w:rPr>
-          <w:lang w:val="en-GB"/>
-        </w:rPr>
-        <w:t xml:space="preserve">{{orders_sought_blurb}}</w:t>
-      </w:r>
-      <w:r>
-        <w:rPr>
-          <w:lang w:val="en-GB"/>
-        </w:rPr>
-        <w:t/>
-      </w:r>
-      <w:proofErr w:type="spellStart"/>
-      <w:r>
-        <w:rPr>
-          <w:lang w:val="en-GB"/>
-        </w:rPr>
-        <w:t/>
-      </w:r>
-      <w:proofErr w:type="spellEnd"/>
-      <w:r>
-        <w:rPr>
-          <w:lang w:val="en-GB"/>
-        </w:rPr>
-        <w:t xml:space="preserve"/>
-      </w:r>
-      <w:r>
-        <w:rPr>
-          <w:lang w:val="en-GB"/>
-        </w:rPr>
-        <w:t xml:space="preserve"/>
-      </w:r>
-      <w:r>
-        <w:rPr>
-          <w:rFonts w:cs="Arial"/>
-          <w:spacing w:val="-3"/>
-          <w:lang w:val="en-GB"/>
-        </w:rPr>
-        <w:t/>
-      </w:r>
-      <w:r>
-        <w:rPr>
-          <w:lang w:val="en-GB"/>
-        </w:rPr>
-        <w:t xml:space="preserve"/>
-      </w:r>
-      <w:r>
-        <w:rPr>
-          <w:lang w:val="en-GB"/>
-        </w:rPr>
-        <w:t xml:space="preserve"/>
-      </w:r>
-      <w:r>
-        <w:rPr>
-          <w:lang w:val="en-GB"/>
-        </w:rPr>
-        <w:t xml:space="preserve"/>
-      </w:r>
+          <w:lang w:val="en-GB"/>
+        </w:rPr>
+      </w:pPr>
       <w:r>
         <w:rPr>
           <w:lang w:val="en-GB"/>
         </w:rPr>
         <w:lastRenderedPageBreak/>
-        <w:t/>
-      </w:r>
-      <w:r>
-        <w:rPr>
-          <w:lang w:val="en-GB"/>
-        </w:rPr>
-        <w:t/>
-      </w:r>
-      <w:r>
-        <w:rPr>
-          <w:lang w:val="en-GB"/>
-        </w:rPr>
-        <w:t/>
-      </w:r>
-      <w:r>
-        <w:rPr>
-          <w:lang w:val="en-GB"/>
-        </w:rPr>
-        <w:t xml:space="preserve"/>
-      </w:r>
-      <w:r>
-        <w:rPr>
-          <w:lang w:val="en-GB"/>
-        </w:rPr>
-        <w:t xml:space="preserve"/>
-      </w:r>
-    </w:p>
-    <w:p>
+        <w:t>I seek a Protection Order against the Responden</w:t>
+      </w:r>
+      <w:r>
+        <w:rPr>
+          <w:lang w:val="en-GB"/>
+        </w:rPr>
+        <w:t xml:space="preserve">t. </w:t>
+      </w:r>
+      <w:r>
+        <w:rPr>
+          <w:lang w:val="en-GB"/>
+        </w:rPr>
+        <w:t>I seek the standard conditions of a Protection Order. I respectfully request that these orders be granted without notice to the Respondent.</w:t>
+      </w:r>
+    </w:p>
+    <w:p ns2:paraId="45D51CF1" ns2:textId="726CAC8C">
       <w:pPr>
         <w:tabs>
           <w:tab w:val="left" w:pos="567"/>
@@ -2026,28 +1749,62 @@
           <w:b/>
           <w:lang w:val="en-GB"/>
         </w:rPr>
-        <w:t>AFFIRMED at {{English_court_name}} this</w:t>
-      </w:r>
-      <w:r>
-        <w:rPr>
+        <w:t>AFFIRMED at            this</w:t>
+      </w:r>
+      <w:r>
+        <w:rPr>
+          <w:b/>
+          <w:lang w:val="en-GB"/>
+        </w:rPr>
+        <w:t/>
+      </w:r>
+      <w:r>
+        <w:rPr>
+          <w:b/>
           <w:lang w:val="en-GB"/>
         </w:rPr>
         <w:t xml:space="preserve"/>
       </w:r>
-      <w:r>
-        <w:rPr>
-          <w:lang w:val="en-GB"/>
+    </w:p>
+    <w:p ns2:paraId="1B810B0D" ns2:textId="77777777">
+      <w:pPr>
+        <w:spacing w:line="240" w:lineRule="atLeast"/>
+        <w:ind w:right="17"/>
+      </w:pPr>
+      <w:r>
+        <w:rPr>
+          <w:rFonts w:cs="Arial"/>
+        </w:rPr>
+        <w:t>{{month_day}} day of {{month}} {{year}}</w:t>
+      </w:r>
+      <w:proofErr w:type="spellStart"/>
+      <w:r>
+        <w:rPr>
+          <w:rFonts w:cs="Arial"/>
         </w:rPr>
         <w:t/>
       </w:r>
-      <w:r>
-        <w:rPr>
-          <w:lang w:val="en-GB"/>
+      <w:proofErr w:type="spellEnd"/>
+      <w:r>
+        <w:rPr>
+          <w:rFonts w:cs="Arial"/>
+        </w:rPr>
+        <w:t/>
+      </w:r>
+      <w:r>
+        <w:rPr>
+          <w:rFonts w:cs="Arial"/>
         </w:rPr>
         <w:t xml:space="preserve"/>
       </w:r>
-    </w:p>
-    <w:p>
+      <w:r>
+        <w:rPr>
+          <w:rFonts w:cs="Arial"/>
+        </w:rPr>
+        <w:t/>
+      </w:r>
+    </w:p>
+    <w:p ns2:paraId="4F5D7BB0" ns2:textId="77777777">
       <w:pPr>
         <w:tabs>
           <w:tab w:val="left" w:pos="567"/>
@@ -2062,76 +1819,53 @@
         <w:rPr>
           <w:lang w:val="en-GB"/>
         </w:rPr>
-        <w:t>{{month_day}} day of {{month}} 2026</w:t>
-      </w:r>
-      <w:proofErr w:type="spellStart"/>
-      <w:r>
-        <w:rPr>
-          <w:lang w:val="en-GB"/>
-        </w:rPr>
-        <w:t/>
-      </w:r>
-      <w:proofErr w:type="spellEnd"/>
-      <w:r>
-        <w:rPr>
-          <w:lang w:val="en-GB"/>
-        </w:rPr>
-        <w:t/>
-      </w:r>
-      <w:proofErr w:type="gramStart"/>
-      <w:r>
-        <w:rPr>
-          <w:lang w:val="en-GB"/>
-        </w:rPr>
-        <w:t/>
-      </w:r>
-      <w:r>
-        <w:rPr>
-          <w:lang w:val="en-GB"/>
-        </w:rPr>
-        <w:t/>
-      </w:r>
-      <w:proofErr w:type="gramEnd"/>
-      <w:r>
-        <w:rPr>
-          <w:lang w:val="en-GB"/>
-        </w:rPr>
-        <w:t xml:space="preserve"/>
-      </w:r>
-      <w:r>
-        <w:rPr>
-          <w:lang w:val="en-GB"/>
-        </w:rPr>
-        <w:t/>
-      </w:r>
-      <w:proofErr w:type="gramStart"/>
-      <w:r>
-        <w:rPr>
-          <w:lang w:val="en-GB"/>
-        </w:rPr>
-        <w:t xml:space="preserve"/>
-      </w:r>
-      <w:r>
-        <w:rPr>
-          <w:lang w:val="en-GB"/>
-        </w:rPr>
-        <w:t xml:space="preserve"/>
-      </w:r>
-      <w:r>
-        <w:rPr>
-          <w:lang w:val="en-GB"/>
-        </w:rPr>
-        <w:t/>
-      </w:r>
-      <w:r>
-        <w:rPr>
-          <w:lang w:val="en-GB"/>
-        </w:rPr>
-        <w:t/>
-      </w:r>
-      <w:proofErr w:type="gramEnd"/>
-    </w:p>
-    <w:p>
+        <w:tab/>
+      </w:r>
+      <w:r>
+        <w:rPr>
+          <w:lang w:val="en-GB"/>
+        </w:rPr>
+        <w:tab/>
+      </w:r>
+      <w:r>
+        <w:rPr>
+          <w:lang w:val="en-GB"/>
+        </w:rPr>
+        <w:tab/>
+      </w:r>
+      <w:r>
+        <w:rPr>
+          <w:lang w:val="en-GB"/>
+        </w:rPr>
+        <w:tab/>
+      </w:r>
+      <w:r>
+        <w:rPr>
+          <w:lang w:val="en-GB"/>
+        </w:rPr>
+        <w:tab/>
+      </w:r>
+      <w:r>
+        <w:rPr>
+          <w:lang w:val="en-GB"/>
+        </w:rPr>
+        <w:tab/>
+      </w:r>
+      <w:r>
+        <w:rPr>
+          <w:lang w:val="en-GB"/>
+        </w:rPr>
+        <w:tab/>
+      </w:r>
+      <w:r>
+        <w:rPr>
+          <w:lang w:val="en-GB"/>
+        </w:rPr>
+        <w:tab/>
+        <w:t>_________________________</w:t>
+      </w:r>
+    </w:p>
+    <w:p ns2:paraId="505EF284" ns2:textId="77777777">
       <w:pPr>
         <w:tabs>
           <w:tab w:val="left" w:pos="567"/>
@@ -2189,10 +1923,17 @@
           <w:lang w:val="en-GB"/>
         </w:rPr>
         <w:tab/>
-        <w:t>_________________________</w:t>
-      </w:r>
-    </w:p>
-    <w:p>
+      </w:r>
+      <w:r>
+        <w:rPr>
+          <w:rFonts w:cs="Arial"/>
+          <w:b/>
+          <w:szCs w:val="23"/>
+        </w:rPr>
+        <w:t>Applicant</w:t>
+      </w:r>
+    </w:p>
+    <w:p ns2:paraId="658A9B27" ns2:textId="77777777">
       <w:pPr>
         <w:tabs>
           <w:tab w:val="left" w:pos="567"/>
@@ -2207,84 +1948,10 @@
         <w:rPr>
           <w:lang w:val="en-GB"/>
         </w:rPr>
-        <w:tab/>
-      </w:r>
-      <w:r>
-        <w:rPr>
-          <w:lang w:val="en-GB"/>
-        </w:rPr>
-        <w:tab/>
-      </w:r>
-      <w:r>
-        <w:rPr>
-          <w:lang w:val="en-GB"/>
-        </w:rPr>
-        <w:tab/>
-      </w:r>
-      <w:r>
-        <w:rPr>
-          <w:lang w:val="en-GB"/>
-        </w:rPr>
-        <w:tab/>
-      </w:r>
-      <w:r>
-        <w:rPr>
-          <w:lang w:val="en-GB"/>
-        </w:rPr>
-        <w:tab/>
-      </w:r>
-      <w:r>
-        <w:rPr>
-          <w:lang w:val="en-GB"/>
-        </w:rPr>
-        <w:tab/>
-      </w:r>
-      <w:r>
-        <w:rPr>
-          <w:lang w:val="en-GB"/>
-        </w:rPr>
-        <w:tab/>
-      </w:r>
-      <w:r>
-        <w:rPr>
-          <w:lang w:val="en-GB"/>
-        </w:rPr>
-        <w:tab/>
-      </w:r>
-      <w:r>
-        <w:rPr>
-          <w:rFonts w:cs="Arial"/>
-          <w:b/>
-          <w:szCs w:val="23"/>
-        </w:rPr>
-        <w:t>Applicant </w:t>
-      </w:r>
-      <w:proofErr w:type="spellStart"/>
-      <w:r>
-        <w:rPr>
-          <w:rFonts w:cs="Arial"/>
-          <w:b/>
-          <w:szCs w:val="23"/>
-        </w:rPr>
-        <w:t/>
-      </w:r>
-      <w:proofErr w:type="spellEnd"/>
-      <w:r>
-        <w:rPr>
-          <w:rFonts w:cs="Arial"/>
-          <w:b/>
-          <w:szCs w:val="23"/>
-        </w:rPr>
-        <w:t/>
-      </w:r>
-      <w:r>
-        <w:rPr>
-          <w:b/>
-        </w:rPr>
-        <w:t xml:space="preserve"/>
-      </w:r>
-    </w:p>
-    <w:p>
+        <w:t xml:space="preserve">Before me: </w:t>
+      </w:r>
+    </w:p>
+    <w:p ns2:paraId="116F01E9" ns2:textId="77777777">
       <w:pPr>
         <w:tabs>
           <w:tab w:val="left" w:pos="567"/>
@@ -2295,14 +1962,8 @@
           <w:lang w:val="en-GB"/>
         </w:rPr>
       </w:pPr>
-      <w:r>
-        <w:rPr>
-          <w:lang w:val="en-GB"/>
-        </w:rPr>
-        <w:t xml:space="preserve">Before me: </w:t>
-      </w:r>
-    </w:p>
-    <w:p>
+    </w:p>
+    <w:p ns2:paraId="6AA8F9D8" ns2:textId="77777777">
       <w:pPr>
         <w:tabs>
           <w:tab w:val="left" w:pos="567"/>
@@ -2314,7 +1975,7 @@
         </w:rPr>
       </w:pPr>
     </w:p>
-    <w:p>
+    <w:p ns2:paraId="6F85C821" ns2:textId="77777777">
       <w:pPr>
         <w:tabs>
           <w:tab w:val="left" w:pos="567"/>
@@ -2326,7 +1987,7 @@
         </w:rPr>
       </w:pPr>
     </w:p>
-    <w:p>
+    <w:p ns2:paraId="7A5B9312" ns2:textId="77777777">
       <w:pPr>
         <w:tabs>
           <w:tab w:val="left" w:pos="567"/>
@@ -2337,8 +1998,14 @@
           <w:lang w:val="en-GB"/>
         </w:rPr>
       </w:pPr>
-    </w:p>
-    <w:p>
+      <w:r>
+        <w:rPr>
+          <w:lang w:val="en-GB"/>
+        </w:rPr>
+        <w:t>__________________________________</w:t>
+      </w:r>
+    </w:p>
+    <w:p ns2:paraId="262607C3" ns2:textId="77777777">
       <w:pPr>
         <w:tabs>
           <w:tab w:val="left" w:pos="567"/>
@@ -2346,24 +2013,6 @@
         <w:ind w:right="-136"/>
         <w:jc w:val="both"/>
         <w:rPr>
-          <w:lang w:val="en-GB"/>
-        </w:rPr>
-      </w:pPr>
-      <w:r>
-        <w:rPr>
-          <w:lang w:val="en-GB"/>
-        </w:rPr>
-        <w:t>__________________________________</w:t>
-      </w:r>
-    </w:p>
-    <w:p>
-      <w:pPr>
-        <w:tabs>
-          <w:tab w:val="left" w:pos="567"/>
-        </w:tabs>
-        <w:ind w:right="-136"/>
-        <w:jc w:val="both"/>
-        <w:rPr>
           <w:b/>
           <w:bCs/>
           <w:lang w:val="en-GB"/>
@@ -2378,7 +2027,7 @@
         <w:t>Justice of the Peace/Deputy Registrar/</w:t>
       </w:r>
     </w:p>
-    <w:p>
+    <w:p ns2:paraId="1C047ED0" ns2:textId="77777777">
       <w:pPr>
         <w:tabs>
           <w:tab w:val="left" w:pos="567"/>
@@ -2411,7 +2060,7 @@
 </file>
 
 <file path=word/endnotes.xml><?xml version="1.0" encoding="utf-8"?>
-<w:endnotes xmlns:wpc="http://schemas.microsoft.com/office/word/2010/wordprocessingCanvas" xmlns:cx="http://schemas.microsoft.com/office/drawing/2014/chartex" xmlns:cx1="http://schemas.microsoft.com/office/drawing/2015/9/8/chartex" xmlns:cx2="http://schemas.microsoft.com/office/drawing/2015/10/21/chartex" xmlns:cx3="http://schemas.microsoft.com/office/drawing/2016/5/9/chartex" xmlns:cx4="http://schemas.microsoft.com/office/drawing/2016/5/10/chartex" xmlns:cx5="http://schemas.microsoft.com/office/drawing/2016/5/11/chartex" xmlns:cx6="http://schemas.microsoft.com/office/drawing/2016/5/12/chartex" xmlns:cx7="http://schemas.microsoft.com/office/drawing/2016/5/13/chartex" xmlns:cx8="http://schemas.microsoft.com/office/drawing/2016/5/14/chartex" xmlns:mc="http://schemas.openxmlformats.org/markup-compatibility/2006" xmlns:aink="http://schemas.microsoft.com/office/drawing/2016/ink" xmlns:am3d="http://schemas.microsoft.com/office/drawing/2017/model3d" xmlns:o="urn:schemas-microsoft-com:office:office" xmlns:oel="http://schemas.microsoft.com/office/2019/extlst" xmlns:r="http://schemas.openxmlformats.org/officeDocument/2006/relationships" xmlns:m="http://schemas.openxmlformats.org/officeDocument/2006/math" xmlns:v="urn:schemas-microsoft-com:vml" xmlns:wp14="http://schemas.microsoft.com/office/word/2010/wordprocessingDrawing" xmlns:wp="http://schemas.openxmlformats.org/drawingml/2006/wordprocessingDrawing" xmlns:w10="urn:schemas-microsoft-com:office:word" xmlns:w="http://schemas.openxmlformats.org/wordprocessingml/2006/main" xmlns:w14="http://schemas.microsoft.com/office/word/2010/wordml" xmlns:w15="http://schemas.microsoft.com/office/word/2012/wordml" xmlns:w16cex="http://schemas.microsoft.com/office/word/2018/wordml/cex" xmlns:w16cid="http://schemas.microsoft.com/office/word/2016/wordml/cid" xmlns:w16="http://schemas.microsoft.com/office/word/2018/wordml" xmlns:w16du="http://schemas.microsoft.com/office/word/2023/wordml/word16du" xmlns:w16sdtdh="http://schemas.microsoft.com/office/word/2020/wordml/sdtdatahash" xmlns:w16sdtfl="http://schemas.microsoft.com/office/word/2024/wordml/sdtformatlock" xmlns:w16se="http://schemas.microsoft.com/office/word/2015/wordml/symex" xmlns:wpg="http://schemas.microsoft.com/office/word/2010/wordprocessingGroup" xmlns:wpi="http://schemas.microsoft.com/office/word/2010/wordprocessingInk" xmlns:wne="http://schemas.microsoft.com/office/word/2006/wordml" xmlns:wps="http://schemas.microsoft.com/office/word/2010/wordprocessingShape" mc:Ignorable="w14 w15 w16se w16cid w16 w16cex w16sdtdh w16sdtfl w16du wp14">
+<w:endnotes xmlns:wpc="http://schemas.microsoft.com/office/word/2010/wordprocessingCanvas" xmlns:cx="http://schemas.microsoft.com/office/drawing/2014/chartex" xmlns:cx1="http://schemas.microsoft.com/office/drawing/2015/9/8/chartex" xmlns:cx2="http://schemas.microsoft.com/office/drawing/2015/10/21/chartex" xmlns:cx3="http://schemas.microsoft.com/office/drawing/2016/5/9/chartex" xmlns:cx4="http://schemas.microsoft.com/office/drawing/2016/5/10/chartex" xmlns:cx5="http://schemas.microsoft.com/office/drawing/2016/5/11/chartex" xmlns:cx6="http://schemas.microsoft.com/office/drawing/2016/5/12/chartex" xmlns:cx7="http://schemas.microsoft.com/office/drawing/2016/5/13/chartex" xmlns:cx8="http://schemas.microsoft.com/office/drawing/2016/5/14/chartex" xmlns:mc="http://schemas.openxmlformats.org/markup-compatibility/2006" xmlns:m="http://schemas.openxmlformats.org/officeDocument/2006/math" xmlns:aink="http://schemas.microsoft.com/office/drawing/2016/ink" xmlns:am3d="http://schemas.microsoft.com/office/drawing/2017/model3d" xmlns:oel="http://schemas.microsoft.com/office/2019/extlst" xmlns:r="http://schemas.openxmlformats.org/officeDocument/2006/relationships" xmlns:wp14="http://schemas.microsoft.com/office/word/2010/wordprocessingDrawing" xmlns:wp="http://schemas.openxmlformats.org/drawingml/2006/wordprocessingDrawing" xmlns:wpg="http://schemas.microsoft.com/office/word/2010/wordprocessingGroup" xmlns:wpi="http://schemas.microsoft.com/office/word/2010/wordprocessingInk" xmlns:wps="http://schemas.microsoft.com/office/word/2010/wordprocessingShape" xmlns:o="urn:schemas-microsoft-com:office:office" xmlns:v="urn:schemas-microsoft-com:vml" xmlns:w10="urn:schemas-microsoft-com:office:word" xmlns:w="http://schemas.openxmlformats.org/wordprocessingml/2006/main" xmlns:w14="http://schemas.microsoft.com/office/word/2010/wordml" xmlns:w15="http://schemas.microsoft.com/office/word/2012/wordml" xmlns:w16cex="http://schemas.microsoft.com/office/word/2018/wordml/cex" xmlns:w16cid="http://schemas.microsoft.com/office/word/2016/wordml/cid" xmlns:w16="http://schemas.microsoft.com/office/word/2018/wordml" xmlns:w16sdtdh="http://schemas.microsoft.com/office/word/2020/wordml/sdtdatahash" xmlns:w16sdtfl="http://schemas.microsoft.com/office/word/2024/wordml/sdtformatlock" xmlns:w16se="http://schemas.microsoft.com/office/word/2015/wordml/symex" xmlns:w16du="http://schemas.microsoft.com/office/word/2023/wordml/word16du" xmlns:wne="http://schemas.microsoft.com/office/word/2006/wordml" mc:Ignorable="w14 w15 w16se w16cid w16 w16cex w16sdtdh w16sdtfl w16du wp14">
   <w:endnote w:type="separator" w:id="-1">
     <w:p>
       <w:r>
@@ -2430,7 +2079,7 @@
 </file>
 
 <file path=word/footer1.xml><?xml version="1.0" encoding="utf-8"?>
-<w:ftr xmlns:wpc="http://schemas.microsoft.com/office/word/2010/wordprocessingCanvas" xmlns:cx="http://schemas.microsoft.com/office/drawing/2014/chartex" xmlns:cx1="http://schemas.microsoft.com/office/drawing/2015/9/8/chartex" xmlns:cx2="http://schemas.microsoft.com/office/drawing/2015/10/21/chartex" xmlns:cx3="http://schemas.microsoft.com/office/drawing/2016/5/9/chartex" xmlns:cx4="http://schemas.microsoft.com/office/drawing/2016/5/10/chartex" xmlns:cx5="http://schemas.microsoft.com/office/drawing/2016/5/11/chartex" xmlns:cx6="http://schemas.microsoft.com/office/drawing/2016/5/12/chartex" xmlns:cx7="http://schemas.microsoft.com/office/drawing/2016/5/13/chartex" xmlns:cx8="http://schemas.microsoft.com/office/drawing/2016/5/14/chartex" xmlns:mc="http://schemas.openxmlformats.org/markup-compatibility/2006" xmlns:aink="http://schemas.microsoft.com/office/drawing/2016/ink" xmlns:am3d="http://schemas.microsoft.com/office/drawing/2017/model3d" xmlns:o="urn:schemas-microsoft-com:office:office" xmlns:oel="http://schemas.microsoft.com/office/2019/extlst" xmlns:r="http://schemas.openxmlformats.org/officeDocument/2006/relationships" xmlns:m="http://schemas.openxmlformats.org/officeDocument/2006/math" xmlns:v="urn:schemas-microsoft-com:vml" xmlns:wp14="http://schemas.microsoft.com/office/word/2010/wordprocessingDrawing" xmlns:wp="http://schemas.openxmlformats.org/drawingml/2006/wordprocessingDrawing" xmlns:w10="urn:schemas-microsoft-com:office:word" xmlns:w="http://schemas.openxmlformats.org/wordprocessingml/2006/main" xmlns:w14="http://schemas.microsoft.com/office/word/2010/wordml" xmlns:w15="http://schemas.microsoft.com/office/word/2012/wordml" xmlns:w16cex="http://schemas.microsoft.com/office/word/2018/wordml/cex" xmlns:w16cid="http://schemas.microsoft.com/office/word/2016/wordml/cid" xmlns:w16="http://schemas.microsoft.com/office/word/2018/wordml" xmlns:w16du="http://schemas.microsoft.com/office/word/2023/wordml/word16du" xmlns:w16sdtdh="http://schemas.microsoft.com/office/word/2020/wordml/sdtdatahash" xmlns:w16sdtfl="http://schemas.microsoft.com/office/word/2024/wordml/sdtformatlock" xmlns:w16se="http://schemas.microsoft.com/office/word/2015/wordml/symex" xmlns:wpg="http://schemas.microsoft.com/office/word/2010/wordprocessingGroup" xmlns:wpi="http://schemas.microsoft.com/office/word/2010/wordprocessingInk" xmlns:wne="http://schemas.microsoft.com/office/word/2006/wordml" xmlns:wps="http://schemas.microsoft.com/office/word/2010/wordprocessingShape" mc:Ignorable="w14 w15 w16se w16cid w16 w16cex w16sdtdh w16sdtfl w16du wp14">
+<w:ftr xmlns:wpc="http://schemas.microsoft.com/office/word/2010/wordprocessingCanvas" xmlns:cx="http://schemas.microsoft.com/office/drawing/2014/chartex" xmlns:cx1="http://schemas.microsoft.com/office/drawing/2015/9/8/chartex" xmlns:cx2="http://schemas.microsoft.com/office/drawing/2015/10/21/chartex" xmlns:cx3="http://schemas.microsoft.com/office/drawing/2016/5/9/chartex" xmlns:cx4="http://schemas.microsoft.com/office/drawing/2016/5/10/chartex" xmlns:cx5="http://schemas.microsoft.com/office/drawing/2016/5/11/chartex" xmlns:cx6="http://schemas.microsoft.com/office/drawing/2016/5/12/chartex" xmlns:cx7="http://schemas.microsoft.com/office/drawing/2016/5/13/chartex" xmlns:cx8="http://schemas.microsoft.com/office/drawing/2016/5/14/chartex" xmlns:mc="http://schemas.openxmlformats.org/markup-compatibility/2006" xmlns:m="http://schemas.openxmlformats.org/officeDocument/2006/math" xmlns:aink="http://schemas.microsoft.com/office/drawing/2016/ink" xmlns:am3d="http://schemas.microsoft.com/office/drawing/2017/model3d" xmlns:oel="http://schemas.microsoft.com/office/2019/extlst" xmlns:r="http://schemas.openxmlformats.org/officeDocument/2006/relationships" xmlns:wp14="http://schemas.microsoft.com/office/word/2010/wordprocessingDrawing" xmlns:wp="http://schemas.openxmlformats.org/drawingml/2006/wordprocessingDrawing" xmlns:wpg="http://schemas.microsoft.com/office/word/2010/wordprocessingGroup" xmlns:wpi="http://schemas.microsoft.com/office/word/2010/wordprocessingInk" xmlns:wps="http://schemas.microsoft.com/office/word/2010/wordprocessingShape" xmlns:o="urn:schemas-microsoft-com:office:office" xmlns:v="urn:schemas-microsoft-com:vml" xmlns:w10="urn:schemas-microsoft-com:office:word" xmlns:w="http://schemas.openxmlformats.org/wordprocessingml/2006/main" xmlns:w14="http://schemas.microsoft.com/office/word/2010/wordml" xmlns:w15="http://schemas.microsoft.com/office/word/2012/wordml" xmlns:w16cex="http://schemas.microsoft.com/office/word/2018/wordml/cex" xmlns:w16cid="http://schemas.microsoft.com/office/word/2016/wordml/cid" xmlns:w16="http://schemas.microsoft.com/office/word/2018/wordml" xmlns:w16sdtdh="http://schemas.microsoft.com/office/word/2020/wordml/sdtdatahash" xmlns:w16sdtfl="http://schemas.microsoft.com/office/word/2024/wordml/sdtformatlock" xmlns:w16se="http://schemas.microsoft.com/office/word/2015/wordml/symex" xmlns:w16du="http://schemas.microsoft.com/office/word/2023/wordml/word16du" xmlns:wne="http://schemas.microsoft.com/office/word/2006/wordml" mc:Ignorable="w14 w15 w16se w16cid w16 w16cex w16sdtdh w16sdtfl w16du wp14">
   <w:p>
     <w:pPr>
       <w:pStyle w:val="Footer"/>
@@ -2467,7 +2116,7 @@
 </file>
 
 <file path=word/footnotes.xml><?xml version="1.0" encoding="utf-8"?>
-<w:footnotes xmlns:wpc="http://schemas.microsoft.com/office/word/2010/wordprocessingCanvas" xmlns:cx="http://schemas.microsoft.com/office/drawing/2014/chartex" xmlns:cx1="http://schemas.microsoft.com/office/drawing/2015/9/8/chartex" xmlns:cx2="http://schemas.microsoft.com/office/drawing/2015/10/21/chartex" xmlns:cx3="http://schemas.microsoft.com/office/drawing/2016/5/9/chartex" xmlns:cx4="http://schemas.microsoft.com/office/drawing/2016/5/10/chartex" xmlns:cx5="http://schemas.microsoft.com/office/drawing/2016/5/11/chartex" xmlns:cx6="http://schemas.microsoft.com/office/drawing/2016/5/12/chartex" xmlns:cx7="http://schemas.microsoft.com/office/drawing/2016/5/13/chartex" xmlns:cx8="http://schemas.microsoft.com/office/drawing/2016/5/14/chartex" xmlns:mc="http://schemas.openxmlformats.org/markup-compatibility/2006" xmlns:aink="http://schemas.microsoft.com/office/drawing/2016/ink" xmlns:am3d="http://schemas.microsoft.com/office/drawing/2017/model3d" xmlns:o="urn:schemas-microsoft-com:office:office" xmlns:oel="http://schemas.microsoft.com/office/2019/extlst" xmlns:r="http://schemas.openxmlformats.org/officeDocument/2006/relationships" xmlns:m="http://schemas.openxmlformats.org/officeDocument/2006/math" xmlns:v="urn:schemas-microsoft-com:vml" xmlns:wp14="http://schemas.microsoft.com/office/word/2010/wordprocessingDrawing" xmlns:wp="http://schemas.openxmlformats.org/drawingml/2006/wordprocessingDrawing" xmlns:w10="urn:schemas-microsoft-com:office:word" xmlns:w="http://schemas.openxmlformats.org/wordprocessingml/2006/main" xmlns:w14="http://schemas.microsoft.com/office/word/2010/wordml" xmlns:w15="http://schemas.microsoft.com/office/word/2012/wordml" xmlns:w16cex="http://schemas.microsoft.com/office/word/2018/wordml/cex" xmlns:w16cid="http://schemas.microsoft.com/office/word/2016/wordml/cid" xmlns:w16="http://schemas.microsoft.com/office/word/2018/wordml" xmlns:w16du="http://schemas.microsoft.com/office/word/2023/wordml/word16du" xmlns:w16sdtdh="http://schemas.microsoft.com/office/word/2020/wordml/sdtdatahash" xmlns:w16sdtfl="http://schemas.microsoft.com/office/word/2024/wordml/sdtformatlock" xmlns:w16se="http://schemas.microsoft.com/office/word/2015/wordml/symex" xmlns:wpg="http://schemas.microsoft.com/office/word/2010/wordprocessingGroup" xmlns:wpi="http://schemas.microsoft.com/office/word/2010/wordprocessingInk" xmlns:wne="http://schemas.microsoft.com/office/word/2006/wordml" xmlns:wps="http://schemas.microsoft.com/office/word/2010/wordprocessingShape" mc:Ignorable="w14 w15 w16se w16cid w16 w16cex w16sdtdh w16sdtfl w16du wp14">
+<w:footnotes xmlns:wpc="http://schemas.microsoft.com/office/word/2010/wordprocessingCanvas" xmlns:cx="http://schemas.microsoft.com/office/drawing/2014/chartex" xmlns:cx1="http://schemas.microsoft.com/office/drawing/2015/9/8/chartex" xmlns:cx2="http://schemas.microsoft.com/office/drawing/2015/10/21/chartex" xmlns:cx3="http://schemas.microsoft.com/office/drawing/2016/5/9/chartex" xmlns:cx4="http://schemas.microsoft.com/office/drawing/2016/5/10/chartex" xmlns:cx5="http://schemas.microsoft.com/office/drawing/2016/5/11/chartex" xmlns:cx6="http://schemas.microsoft.com/office/drawing/2016/5/12/chartex" xmlns:cx7="http://schemas.microsoft.com/office/drawing/2016/5/13/chartex" xmlns:cx8="http://schemas.microsoft.com/office/drawing/2016/5/14/chartex" xmlns:mc="http://schemas.openxmlformats.org/markup-compatibility/2006" xmlns:m="http://schemas.openxmlformats.org/officeDocument/2006/math" xmlns:aink="http://schemas.microsoft.com/office/drawing/2016/ink" xmlns:am3d="http://schemas.microsoft.com/office/drawing/2017/model3d" xmlns:oel="http://schemas.microsoft.com/office/2019/extlst" xmlns:r="http://schemas.openxmlformats.org/officeDocument/2006/relationships" xmlns:wp14="http://schemas.microsoft.com/office/word/2010/wordprocessingDrawing" xmlns:wp="http://schemas.openxmlformats.org/drawingml/2006/wordprocessingDrawing" xmlns:wpg="http://schemas.microsoft.com/office/word/2010/wordprocessingGroup" xmlns:wpi="http://schemas.microsoft.com/office/word/2010/wordprocessingInk" xmlns:wps="http://schemas.microsoft.com/office/word/2010/wordprocessingShape" xmlns:o="urn:schemas-microsoft-com:office:office" xmlns:v="urn:schemas-microsoft-com:vml" xmlns:w10="urn:schemas-microsoft-com:office:word" xmlns:w="http://schemas.openxmlformats.org/wordprocessingml/2006/main" xmlns:w14="http://schemas.microsoft.com/office/word/2010/wordml" xmlns:w15="http://schemas.microsoft.com/office/word/2012/wordml" xmlns:w16cex="http://schemas.microsoft.com/office/word/2018/wordml/cex" xmlns:w16cid="http://schemas.microsoft.com/office/word/2016/wordml/cid" xmlns:w16="http://schemas.microsoft.com/office/word/2018/wordml" xmlns:w16sdtdh="http://schemas.microsoft.com/office/word/2020/wordml/sdtdatahash" xmlns:w16sdtfl="http://schemas.microsoft.com/office/word/2024/wordml/sdtformatlock" xmlns:w16se="http://schemas.microsoft.com/office/word/2015/wordml/symex" xmlns:w16du="http://schemas.microsoft.com/office/word/2023/wordml/word16du" xmlns:wne="http://schemas.microsoft.com/office/word/2006/wordml" mc:Ignorable="w14 w15 w16se w16cid w16 w16cex w16sdtdh w16sdtfl w16du wp14">
   <w:footnote w:type="separator" w:id="-1">
     <w:p>
       <w:r>
@@ -2486,7 +2135,7 @@
 </file>
 
 <file path=word/numbering.xml><?xml version="1.0" encoding="utf-8"?>
-<w:numbering xmlns:wpc="http://schemas.microsoft.com/office/word/2010/wordprocessingCanvas" xmlns:cx="http://schemas.microsoft.com/office/drawing/2014/chartex" xmlns:cx1="http://schemas.microsoft.com/office/drawing/2015/9/8/chartex" xmlns:cx2="http://schemas.microsoft.com/office/drawing/2015/10/21/chartex" xmlns:cx3="http://schemas.microsoft.com/office/drawing/2016/5/9/chartex" xmlns:cx4="http://schemas.microsoft.com/office/drawing/2016/5/10/chartex" xmlns:cx5="http://schemas.microsoft.com/office/drawing/2016/5/11/chartex" xmlns:cx6="http://schemas.microsoft.com/office/drawing/2016/5/12/chartex" xmlns:cx7="http://schemas.microsoft.com/office/drawing/2016/5/13/chartex" xmlns:cx8="http://schemas.microsoft.com/office/drawing/2016/5/14/chartex" xmlns:mc="http://schemas.openxmlformats.org/markup-compatibility/2006" xmlns:aink="http://schemas.microsoft.com/office/drawing/2016/ink" xmlns:am3d="http://schemas.microsoft.com/office/drawing/2017/model3d" xmlns:o="urn:schemas-microsoft-com:office:office" xmlns:oel="http://schemas.microsoft.com/office/2019/extlst" xmlns:r="http://schemas.openxmlformats.org/officeDocument/2006/relationships" xmlns:m="http://schemas.openxmlformats.org/officeDocument/2006/math" xmlns:v="urn:schemas-microsoft-com:vml" xmlns:wp14="http://schemas.microsoft.com/office/word/2010/wordprocessingDrawing" xmlns:wp="http://schemas.openxmlformats.org/drawingml/2006/wordprocessingDrawing" xmlns:w10="urn:schemas-microsoft-com:office:word" xmlns:w="http://schemas.openxmlformats.org/wordprocessingml/2006/main" xmlns:w14="http://schemas.microsoft.com/office/word/2010/wordml" xmlns:w15="http://schemas.microsoft.com/office/word/2012/wordml" xmlns:w16cex="http://schemas.microsoft.com/office/word/2018/wordml/cex" xmlns:w16cid="http://schemas.microsoft.com/office/word/2016/wordml/cid" xmlns:w16="http://schemas.microsoft.com/office/word/2018/wordml" xmlns:w16du="http://schemas.microsoft.com/office/word/2023/wordml/word16du" xmlns:w16sdtdh="http://schemas.microsoft.com/office/word/2020/wordml/sdtdatahash" xmlns:w16sdtfl="http://schemas.microsoft.com/office/word/2024/wordml/sdtformatlock" xmlns:w16se="http://schemas.microsoft.com/office/word/2015/wordml/symex" xmlns:wpg="http://schemas.microsoft.com/office/word/2010/wordprocessingGroup" xmlns:wpi="http://schemas.microsoft.com/office/word/2010/wordprocessingInk" xmlns:wne="http://schemas.microsoft.com/office/word/2006/wordml" xmlns:wps="http://schemas.microsoft.com/office/word/2010/wordprocessingShape" mc:Ignorable="w14 w15 w16se w16cid w16 w16cex w16sdtdh w16sdtfl w16du wp14">
+<w:numbering xmlns:wpc="http://schemas.microsoft.com/office/word/2010/wordprocessingCanvas" xmlns:cx="http://schemas.microsoft.com/office/drawing/2014/chartex" xmlns:cx1="http://schemas.microsoft.com/office/drawing/2015/9/8/chartex" xmlns:cx2="http://schemas.microsoft.com/office/drawing/2015/10/21/chartex" xmlns:cx3="http://schemas.microsoft.com/office/drawing/2016/5/9/chartex" xmlns:cx4="http://schemas.microsoft.com/office/drawing/2016/5/10/chartex" xmlns:cx5="http://schemas.microsoft.com/office/drawing/2016/5/11/chartex" xmlns:cx6="http://schemas.microsoft.com/office/drawing/2016/5/12/chartex" xmlns:cx7="http://schemas.microsoft.com/office/drawing/2016/5/13/chartex" xmlns:cx8="http://schemas.microsoft.com/office/drawing/2016/5/14/chartex" xmlns:mc="http://schemas.openxmlformats.org/markup-compatibility/2006" xmlns:m="http://schemas.openxmlformats.org/officeDocument/2006/math" xmlns:aink="http://schemas.microsoft.com/office/drawing/2016/ink" xmlns:am3d="http://schemas.microsoft.com/office/drawing/2017/model3d" xmlns:oel="http://schemas.microsoft.com/office/2019/extlst" xmlns:r="http://schemas.openxmlformats.org/officeDocument/2006/relationships" xmlns:wp14="http://schemas.microsoft.com/office/word/2010/wordprocessingDrawing" xmlns:wp="http://schemas.openxmlformats.org/drawingml/2006/wordprocessingDrawing" xmlns:wpg="http://schemas.microsoft.com/office/word/2010/wordprocessingGroup" xmlns:wpi="http://schemas.microsoft.com/office/word/2010/wordprocessingInk" xmlns:wps="http://schemas.microsoft.com/office/word/2010/wordprocessingShape" xmlns:o="urn:schemas-microsoft-com:office:office" xmlns:v="urn:schemas-microsoft-com:vml" xmlns:w10="urn:schemas-microsoft-com:office:word" xmlns:w="http://schemas.openxmlformats.org/wordprocessingml/2006/main" xmlns:w14="http://schemas.microsoft.com/office/word/2010/wordml" xmlns:w15="http://schemas.microsoft.com/office/word/2012/wordml" xmlns:w16cex="http://schemas.microsoft.com/office/word/2018/wordml/cex" xmlns:w16cid="http://schemas.microsoft.com/office/word/2016/wordml/cid" xmlns:w16="http://schemas.microsoft.com/office/word/2018/wordml" xmlns:w16sdtdh="http://schemas.microsoft.com/office/word/2020/wordml/sdtdatahash" xmlns:w16sdtfl="http://schemas.microsoft.com/office/word/2024/wordml/sdtformatlock" xmlns:w16se="http://schemas.microsoft.com/office/word/2015/wordml/symex" xmlns:w16du="http://schemas.microsoft.com/office/word/2023/wordml/word16du" xmlns:wne="http://schemas.microsoft.com/office/word/2006/wordml" mc:Ignorable="w14 w15 w16se w16cid w16 w16cex w16sdtdh w16sdtfl w16du wp14">
   <w:abstractNum w:abstractNumId="0" w15:restartNumberingAfterBreak="0">
     <w:nsid w:val="00E633F1"/>
     <w:multiLevelType w:val="multilevel"/>
@@ -4537,7 +4186,7 @@
 </file>
 
 <file path=word/styles.xml><?xml version="1.0" encoding="utf-8"?>
-<w:styles xmlns:mc="http://schemas.openxmlformats.org/markup-compatibility/2006" xmlns:r="http://schemas.openxmlformats.org/officeDocument/2006/relationships" xmlns:w="http://schemas.openxmlformats.org/wordprocessingml/2006/main" xmlns:w14="http://schemas.microsoft.com/office/word/2010/wordml" xmlns:w15="http://schemas.microsoft.com/office/word/2012/wordml" xmlns:w16cex="http://schemas.microsoft.com/office/word/2018/wordml/cex" xmlns:w16cid="http://schemas.microsoft.com/office/word/2016/wordml/cid" xmlns:w16="http://schemas.microsoft.com/office/word/2018/wordml" xmlns:w16du="http://schemas.microsoft.com/office/word/2023/wordml/word16du" xmlns:w16sdtdh="http://schemas.microsoft.com/office/word/2020/wordml/sdtdatahash" xmlns:w16sdtfl="http://schemas.microsoft.com/office/word/2024/wordml/sdtformatlock" xmlns:w16se="http://schemas.microsoft.com/office/word/2015/wordml/symex" mc:Ignorable="w14 w15 w16se w16cid w16 w16cex w16sdtdh w16sdtfl w16du">
+<w:styles xmlns:mc="http://schemas.openxmlformats.org/markup-compatibility/2006" xmlns:r="http://schemas.openxmlformats.org/officeDocument/2006/relationships" xmlns:w="http://schemas.openxmlformats.org/wordprocessingml/2006/main" xmlns:w14="http://schemas.microsoft.com/office/word/2010/wordml" xmlns:w15="http://schemas.microsoft.com/office/word/2012/wordml" xmlns:w16cex="http://schemas.microsoft.com/office/word/2018/wordml/cex" xmlns:w16cid="http://schemas.microsoft.com/office/word/2016/wordml/cid" xmlns:w16="http://schemas.microsoft.com/office/word/2018/wordml" xmlns:w16sdtdh="http://schemas.microsoft.com/office/word/2020/wordml/sdtdatahash" xmlns:w16sdtfl="http://schemas.microsoft.com/office/word/2024/wordml/sdtformatlock" xmlns:w16se="http://schemas.microsoft.com/office/word/2015/wordml/symex" xmlns:w16du="http://schemas.microsoft.com/office/word/2023/wordml/word16du" mc:Ignorable="w14 w15 w16se w16cid w16 w16cex w16sdtdh w16sdtfl w16du">
   <w:docDefaults>
     <w:rPrDefault>
       <w:rPr>
@@ -4843,6 +4492,7 @@
   <w:style w:type="character" w:default="1" w:styleId="DefaultParagraphFont">
     <w:name w:val="Default Paragraph Font"/>
     <w:uiPriority w:val="1"/>
+    <w:semiHidden/>
     <w:unhideWhenUsed/>
   </w:style>
   <w:style w:type="table" w:default="1" w:styleId="TableNormal">
